--- a/output/tables/validation/tS4_haiku_por_concepto.docx
+++ b/output/tables/validation/tS4_haiku_por_concepto.docx
@@ -65,19 +65,19 @@
         <w:tblLook w:firstRow="1" w:lastRow="0" w:firstColumn="0" w:lastColumn="0" w:noHBand="0" w:noVBand="1"/>
       </w:tblPr>
       <w:tblGrid>
-        <w:gridCol w:w="3036"/>
-        <w:gridCol w:w="1080"/>
-        <w:gridCol w:w="1080"/>
-        <w:gridCol w:w="1080"/>
-        <w:gridCol w:w="1080"/>
-        <w:gridCol w:w="1080"/>
-        <w:gridCol w:w="1080"/>
-        <w:gridCol w:w="1080"/>
+        <w:gridCol w:w="5911"/>
+        <w:gridCol w:w="400"/>
+        <w:gridCol w:w="1955"/>
+        <w:gridCol w:w="1120"/>
+        <w:gridCol w:w="700"/>
+        <w:gridCol w:w="1106"/>
+        <w:gridCol w:w="1414"/>
+        <w:gridCol w:w="1327"/>
       </w:tblGrid>
       <w:tr>
         <w:trPr>
           <w:cantSplit/>
-          <w:trHeight w:val="299" w:hRule="auto"/>
+          <w:trHeight w:val="587" w:hRule="auto"/>
           <w:tblHeader/>
         </w:trPr>
         <w:tc>
@@ -115,8 +115,8 @@
                 <w:b w:val="true"/>
                 <w:u w:val="none"/>
                 <w:strike w:val="false"/>
-                <w:sz w:val="12"/>
-                <w:szCs w:val="12"/>
+                <w:sz w:val="24"/>
+                <w:szCs w:val="24"/>
                 <w:color w:val="000000"/>
               </w:rPr>
             </w:pPr>
@@ -127,8 +127,8 @@
                 <w:b w:val="true"/>
                 <w:u w:val="none"/>
                 <w:strike w:val="false"/>
-                <w:sz w:val="12"/>
-                <w:szCs w:val="12"/>
+                <w:sz w:val="24"/>
+                <w:szCs w:val="24"/>
                 <w:color w:val="000000"/>
               </w:rPr>
               <w:t xml:space="preserve">Concepto</w:t>
@@ -170,8 +170,8 @@
                 <w:b w:val="true"/>
                 <w:u w:val="none"/>
                 <w:strike w:val="false"/>
-                <w:sz w:val="12"/>
-                <w:szCs w:val="12"/>
+                <w:sz w:val="24"/>
+                <w:szCs w:val="24"/>
                 <w:color w:val="000000"/>
               </w:rPr>
             </w:pPr>
@@ -182,8 +182,8 @@
                 <w:b w:val="true"/>
                 <w:u w:val="none"/>
                 <w:strike w:val="false"/>
-                <w:sz w:val="12"/>
-                <w:szCs w:val="12"/>
+                <w:sz w:val="24"/>
+                <w:szCs w:val="24"/>
                 <w:color w:val="000000"/>
               </w:rPr>
               <w:t xml:space="preserve">n</w:t>
@@ -225,8 +225,8 @@
                 <w:b w:val="true"/>
                 <w:u w:val="none"/>
                 <w:strike w:val="false"/>
-                <w:sz w:val="12"/>
-                <w:szCs w:val="12"/>
+                <w:sz w:val="24"/>
+                <w:szCs w:val="24"/>
                 <w:color w:val="000000"/>
               </w:rPr>
             </w:pPr>
@@ -237,8 +237,8 @@
                 <w:b w:val="true"/>
                 <w:u w:val="none"/>
                 <w:strike w:val="false"/>
-                <w:sz w:val="12"/>
-                <w:szCs w:val="12"/>
+                <w:sz w:val="24"/>
+                <w:szCs w:val="24"/>
                 <w:color w:val="000000"/>
               </w:rPr>
               <w:t xml:space="preserve">α humano–Haiku</w:t>
@@ -280,8 +280,8 @@
                 <w:b w:val="true"/>
                 <w:u w:val="none"/>
                 <w:strike w:val="false"/>
-                <w:sz w:val="12"/>
-                <w:szCs w:val="12"/>
+                <w:sz w:val="24"/>
+                <w:szCs w:val="24"/>
                 <w:color w:val="000000"/>
               </w:rPr>
             </w:pPr>
@@ -292,8 +292,8 @@
                 <w:b w:val="true"/>
                 <w:u w:val="none"/>
                 <w:strike w:val="false"/>
-                <w:sz w:val="12"/>
-                <w:szCs w:val="12"/>
+                <w:sz w:val="24"/>
+                <w:szCs w:val="24"/>
                 <w:color w:val="000000"/>
               </w:rPr>
               <w:t xml:space="preserve">IC 95 %</w:t>
@@ -335,8 +335,8 @@
                 <w:b w:val="true"/>
                 <w:u w:val="none"/>
                 <w:strike w:val="false"/>
-                <w:sz w:val="12"/>
-                <w:szCs w:val="12"/>
+                <w:sz w:val="24"/>
+                <w:szCs w:val="24"/>
                 <w:color w:val="000000"/>
               </w:rPr>
             </w:pPr>
@@ -347,8 +347,8 @@
                 <w:b w:val="true"/>
                 <w:u w:val="none"/>
                 <w:strike w:val="false"/>
-                <w:sz w:val="12"/>
-                <w:szCs w:val="12"/>
+                <w:sz w:val="24"/>
+                <w:szCs w:val="24"/>
                 <w:color w:val="000000"/>
               </w:rPr>
               <w:t xml:space="preserve">F1</w:t>
@@ -390,8 +390,8 @@
                 <w:b w:val="true"/>
                 <w:u w:val="none"/>
                 <w:strike w:val="false"/>
-                <w:sz w:val="12"/>
-                <w:szCs w:val="12"/>
+                <w:sz w:val="24"/>
+                <w:szCs w:val="24"/>
                 <w:color w:val="000000"/>
               </w:rPr>
             </w:pPr>
@@ -402,8 +402,8 @@
                 <w:b w:val="true"/>
                 <w:u w:val="none"/>
                 <w:strike w:val="false"/>
-                <w:sz w:val="12"/>
-                <w:szCs w:val="12"/>
+                <w:sz w:val="24"/>
+                <w:szCs w:val="24"/>
                 <w:color w:val="000000"/>
               </w:rPr>
               <w:t xml:space="preserve">Precisión</w:t>
@@ -445,8 +445,8 @@
                 <w:b w:val="true"/>
                 <w:u w:val="none"/>
                 <w:strike w:val="false"/>
-                <w:sz w:val="12"/>
-                <w:szCs w:val="12"/>
+                <w:sz w:val="24"/>
+                <w:szCs w:val="24"/>
                 <w:color w:val="000000"/>
               </w:rPr>
             </w:pPr>
@@ -457,8 +457,8 @@
                 <w:b w:val="true"/>
                 <w:u w:val="none"/>
                 <w:strike w:val="false"/>
-                <w:sz w:val="12"/>
-                <w:szCs w:val="12"/>
+                <w:sz w:val="24"/>
+                <w:szCs w:val="24"/>
                 <w:color w:val="000000"/>
               </w:rPr>
               <w:t xml:space="preserve">Sensibilidad</w:t>
@@ -500,8 +500,8 @@
                 <w:b w:val="true"/>
                 <w:u w:val="none"/>
                 <w:strike w:val="false"/>
-                <w:sz w:val="12"/>
-                <w:szCs w:val="12"/>
+                <w:sz w:val="24"/>
+                <w:szCs w:val="24"/>
                 <w:color w:val="000000"/>
               </w:rPr>
             </w:pPr>
@@ -512,8 +512,8 @@
                 <w:b w:val="true"/>
                 <w:u w:val="none"/>
                 <w:strike w:val="false"/>
-                <w:sz w:val="12"/>
-                <w:szCs w:val="12"/>
+                <w:sz w:val="24"/>
+                <w:szCs w:val="24"/>
                 <w:color w:val="000000"/>
               </w:rPr>
               <w:t xml:space="preserve">Se incluiría</w:t>
@@ -524,7 +524,7 @@
       <w:tr>
         <w:trPr>
           <w:cantSplit/>
-          <w:trHeight w:val="264" w:hRule="auto"/>
+          <w:trHeight w:val="552" w:hRule="auto"/>
         </w:trPr>
         <w:tc>
           <w:tcPr>
@@ -561,20 +561,20 @@
                 <w:b w:val="false"/>
                 <w:u w:val="none"/>
                 <w:strike w:val="false"/>
-                <w:sz w:val="12"/>
-                <w:szCs w:val="12"/>
-                <w:color w:val="000000"/>
-              </w:rPr>
-            </w:pPr>
-            <w:r>
-              <w:rPr>
-                <w:rFonts w:ascii="Times New Roman" w:hAnsi="Times New Roman" w:eastAsia="Times New Roman" w:cs="Times New Roman"/>
-                <w:i w:val="false"/>
-                <w:b w:val="false"/>
-                <w:u w:val="none"/>
-                <w:strike w:val="false"/>
-                <w:sz w:val="12"/>
-                <w:szCs w:val="12"/>
+                <w:sz w:val="24"/>
+                <w:szCs w:val="24"/>
+                <w:color w:val="000000"/>
+              </w:rPr>
+            </w:pPr>
+            <w:r>
+              <w:rPr>
+                <w:rFonts w:ascii="Times New Roman" w:hAnsi="Times New Roman" w:eastAsia="Times New Roman" w:cs="Times New Roman"/>
+                <w:i w:val="false"/>
+                <w:b w:val="false"/>
+                <w:u w:val="none"/>
+                <w:strike w:val="false"/>
+                <w:sz w:val="24"/>
+                <w:szCs w:val="24"/>
                 <w:color w:val="000000"/>
               </w:rPr>
               <w:t xml:space="preserve">Previsión como mercado, negocio e incentivos</w:t>
@@ -616,20 +616,20 @@
                 <w:b w:val="false"/>
                 <w:u w:val="none"/>
                 <w:strike w:val="false"/>
-                <w:sz w:val="12"/>
-                <w:szCs w:val="12"/>
-                <w:color w:val="000000"/>
-              </w:rPr>
-            </w:pPr>
-            <w:r>
-              <w:rPr>
-                <w:rFonts w:ascii="Times New Roman" w:hAnsi="Times New Roman" w:eastAsia="Times New Roman" w:cs="Times New Roman"/>
-                <w:i w:val="false"/>
-                <w:b w:val="false"/>
-                <w:u w:val="none"/>
-                <w:strike w:val="false"/>
-                <w:sz w:val="12"/>
-                <w:szCs w:val="12"/>
+                <w:sz w:val="24"/>
+                <w:szCs w:val="24"/>
+                <w:color w:val="000000"/>
+              </w:rPr>
+            </w:pPr>
+            <w:r>
+              <w:rPr>
+                <w:rFonts w:ascii="Times New Roman" w:hAnsi="Times New Roman" w:eastAsia="Times New Roman" w:cs="Times New Roman"/>
+                <w:i w:val="false"/>
+                <w:b w:val="false"/>
+                <w:u w:val="none"/>
+                <w:strike w:val="false"/>
+                <w:sz w:val="24"/>
+                <w:szCs w:val="24"/>
                 <w:color w:val="000000"/>
               </w:rPr>
               <w:t xml:space="preserve">65</w:t>
@@ -671,20 +671,20 @@
                 <w:b w:val="false"/>
                 <w:u w:val="none"/>
                 <w:strike w:val="false"/>
-                <w:sz w:val="12"/>
-                <w:szCs w:val="12"/>
-                <w:color w:val="000000"/>
-              </w:rPr>
-            </w:pPr>
-            <w:r>
-              <w:rPr>
-                <w:rFonts w:ascii="Times New Roman" w:hAnsi="Times New Roman" w:eastAsia="Times New Roman" w:cs="Times New Roman"/>
-                <w:i w:val="false"/>
-                <w:b w:val="false"/>
-                <w:u w:val="none"/>
-                <w:strike w:val="false"/>
-                <w:sz w:val="12"/>
-                <w:szCs w:val="12"/>
+                <w:sz w:val="24"/>
+                <w:szCs w:val="24"/>
+                <w:color w:val="000000"/>
+              </w:rPr>
+            </w:pPr>
+            <w:r>
+              <w:rPr>
+                <w:rFonts w:ascii="Times New Roman" w:hAnsi="Times New Roman" w:eastAsia="Times New Roman" w:cs="Times New Roman"/>
+                <w:i w:val="false"/>
+                <w:b w:val="false"/>
+                <w:u w:val="none"/>
+                <w:strike w:val="false"/>
+                <w:sz w:val="24"/>
+                <w:szCs w:val="24"/>
                 <w:color w:val="000000"/>
               </w:rPr>
               <w:t xml:space="preserve">0,757</w:t>
@@ -726,20 +726,20 @@
                 <w:b w:val="false"/>
                 <w:u w:val="none"/>
                 <w:strike w:val="false"/>
-                <w:sz w:val="12"/>
-                <w:szCs w:val="12"/>
-                <w:color w:val="000000"/>
-              </w:rPr>
-            </w:pPr>
-            <w:r>
-              <w:rPr>
-                <w:rFonts w:ascii="Times New Roman" w:hAnsi="Times New Roman" w:eastAsia="Times New Roman" w:cs="Times New Roman"/>
-                <w:i w:val="false"/>
-                <w:b w:val="false"/>
-                <w:u w:val="none"/>
-                <w:strike w:val="false"/>
-                <w:sz w:val="12"/>
-                <w:szCs w:val="12"/>
+                <w:sz w:val="24"/>
+                <w:szCs w:val="24"/>
+                <w:color w:val="000000"/>
+              </w:rPr>
+            </w:pPr>
+            <w:r>
+              <w:rPr>
+                <w:rFonts w:ascii="Times New Roman" w:hAnsi="Times New Roman" w:eastAsia="Times New Roman" w:cs="Times New Roman"/>
+                <w:i w:val="false"/>
+                <w:b w:val="false"/>
+                <w:u w:val="none"/>
+                <w:strike w:val="false"/>
+                <w:sz w:val="24"/>
+                <w:szCs w:val="24"/>
                 <w:color w:val="000000"/>
               </w:rPr>
               <w:t xml:space="preserve">0,66–0,84</w:t>
@@ -781,20 +781,20 @@
                 <w:b w:val="false"/>
                 <w:u w:val="none"/>
                 <w:strike w:val="false"/>
-                <w:sz w:val="12"/>
-                <w:szCs w:val="12"/>
-                <w:color w:val="000000"/>
-              </w:rPr>
-            </w:pPr>
-            <w:r>
-              <w:rPr>
-                <w:rFonts w:ascii="Times New Roman" w:hAnsi="Times New Roman" w:eastAsia="Times New Roman" w:cs="Times New Roman"/>
-                <w:i w:val="false"/>
-                <w:b w:val="false"/>
-                <w:u w:val="none"/>
-                <w:strike w:val="false"/>
-                <w:sz w:val="12"/>
-                <w:szCs w:val="12"/>
+                <w:sz w:val="24"/>
+                <w:szCs w:val="24"/>
+                <w:color w:val="000000"/>
+              </w:rPr>
+            </w:pPr>
+            <w:r>
+              <w:rPr>
+                <w:rFonts w:ascii="Times New Roman" w:hAnsi="Times New Roman" w:eastAsia="Times New Roman" w:cs="Times New Roman"/>
+                <w:i w:val="false"/>
+                <w:b w:val="false"/>
+                <w:u w:val="none"/>
+                <w:strike w:val="false"/>
+                <w:sz w:val="24"/>
+                <w:szCs w:val="24"/>
                 <w:color w:val="000000"/>
               </w:rPr>
               <w:t xml:space="preserve">0,806</w:t>
@@ -836,20 +836,20 @@
                 <w:b w:val="false"/>
                 <w:u w:val="none"/>
                 <w:strike w:val="false"/>
-                <w:sz w:val="12"/>
-                <w:szCs w:val="12"/>
-                <w:color w:val="000000"/>
-              </w:rPr>
-            </w:pPr>
-            <w:r>
-              <w:rPr>
-                <w:rFonts w:ascii="Times New Roman" w:hAnsi="Times New Roman" w:eastAsia="Times New Roman" w:cs="Times New Roman"/>
-                <w:i w:val="false"/>
-                <w:b w:val="false"/>
-                <w:u w:val="none"/>
-                <w:strike w:val="false"/>
-                <w:sz w:val="12"/>
-                <w:szCs w:val="12"/>
+                <w:sz w:val="24"/>
+                <w:szCs w:val="24"/>
+                <w:color w:val="000000"/>
+              </w:rPr>
+            </w:pPr>
+            <w:r>
+              <w:rPr>
+                <w:rFonts w:ascii="Times New Roman" w:hAnsi="Times New Roman" w:eastAsia="Times New Roman" w:cs="Times New Roman"/>
+                <w:i w:val="false"/>
+                <w:b w:val="false"/>
+                <w:u w:val="none"/>
+                <w:strike w:val="false"/>
+                <w:sz w:val="24"/>
+                <w:szCs w:val="24"/>
                 <w:color w:val="000000"/>
               </w:rPr>
               <w:t xml:space="preserve">0,734</w:t>
@@ -891,20 +891,20 @@
                 <w:b w:val="false"/>
                 <w:u w:val="none"/>
                 <w:strike w:val="false"/>
-                <w:sz w:val="12"/>
-                <w:szCs w:val="12"/>
-                <w:color w:val="000000"/>
-              </w:rPr>
-            </w:pPr>
-            <w:r>
-              <w:rPr>
-                <w:rFonts w:ascii="Times New Roman" w:hAnsi="Times New Roman" w:eastAsia="Times New Roman" w:cs="Times New Roman"/>
-                <w:i w:val="false"/>
-                <w:b w:val="false"/>
-                <w:u w:val="none"/>
-                <w:strike w:val="false"/>
-                <w:sz w:val="12"/>
-                <w:szCs w:val="12"/>
+                <w:sz w:val="24"/>
+                <w:szCs w:val="24"/>
+                <w:color w:val="000000"/>
+              </w:rPr>
+            </w:pPr>
+            <w:r>
+              <w:rPr>
+                <w:rFonts w:ascii="Times New Roman" w:hAnsi="Times New Roman" w:eastAsia="Times New Roman" w:cs="Times New Roman"/>
+                <w:i w:val="false"/>
+                <w:b w:val="false"/>
+                <w:u w:val="none"/>
+                <w:strike w:val="false"/>
+                <w:sz w:val="24"/>
+                <w:szCs w:val="24"/>
                 <w:color w:val="000000"/>
               </w:rPr>
               <w:t xml:space="preserve">0,892</w:t>
@@ -946,20 +946,20 @@
                 <w:b w:val="false"/>
                 <w:u w:val="none"/>
                 <w:strike w:val="false"/>
-                <w:sz w:val="12"/>
-                <w:szCs w:val="12"/>
-                <w:color w:val="000000"/>
-              </w:rPr>
-            </w:pPr>
-            <w:r>
-              <w:rPr>
-                <w:rFonts w:ascii="Times New Roman" w:hAnsi="Times New Roman" w:eastAsia="Times New Roman" w:cs="Times New Roman"/>
-                <w:i w:val="false"/>
-                <w:b w:val="false"/>
-                <w:u w:val="none"/>
-                <w:strike w:val="false"/>
-                <w:sz w:val="12"/>
-                <w:szCs w:val="12"/>
+                <w:sz w:val="24"/>
+                <w:szCs w:val="24"/>
+                <w:color w:val="000000"/>
+              </w:rPr>
+            </w:pPr>
+            <w:r>
+              <w:rPr>
+                <w:rFonts w:ascii="Times New Roman" w:hAnsi="Times New Roman" w:eastAsia="Times New Roman" w:cs="Times New Roman"/>
+                <w:i w:val="false"/>
+                <w:b w:val="false"/>
+                <w:u w:val="none"/>
+                <w:strike w:val="false"/>
+                <w:sz w:val="24"/>
+                <w:szCs w:val="24"/>
                 <w:color w:val="000000"/>
               </w:rPr>
               <w:t xml:space="preserve">Sí</w:t>
@@ -970,7 +970,7 @@
       <w:tr>
         <w:trPr>
           <w:cantSplit/>
-          <w:trHeight w:val="264" w:hRule="auto"/>
+          <w:trHeight w:val="552" w:hRule="auto"/>
         </w:trPr>
         <w:tc>
           <w:tcPr>
@@ -1007,20 +1007,20 @@
                 <w:b w:val="false"/>
                 <w:u w:val="none"/>
                 <w:strike w:val="false"/>
-                <w:sz w:val="12"/>
-                <w:szCs w:val="12"/>
-                <w:color w:val="000000"/>
-              </w:rPr>
-            </w:pPr>
-            <w:r>
-              <w:rPr>
-                <w:rFonts w:ascii="Times New Roman" w:hAnsi="Times New Roman" w:eastAsia="Times New Roman" w:cs="Times New Roman"/>
-                <w:i w:val="false"/>
-                <w:b w:val="false"/>
-                <w:u w:val="none"/>
-                <w:strike w:val="false"/>
-                <w:sz w:val="12"/>
-                <w:szCs w:val="12"/>
+                <w:sz w:val="24"/>
+                <w:szCs w:val="24"/>
+                <w:color w:val="000000"/>
+              </w:rPr>
+            </w:pPr>
+            <w:r>
+              <w:rPr>
+                <w:rFonts w:ascii="Times New Roman" w:hAnsi="Times New Roman" w:eastAsia="Times New Roman" w:cs="Times New Roman"/>
+                <w:i w:val="false"/>
+                <w:b w:val="false"/>
+                <w:u w:val="none"/>
+                <w:strike w:val="false"/>
+                <w:sz w:val="24"/>
+                <w:szCs w:val="24"/>
                 <w:color w:val="000000"/>
               </w:rPr>
               <w:t xml:space="preserve">Necesidad material</w:t>
@@ -1062,20 +1062,20 @@
                 <w:b w:val="false"/>
                 <w:u w:val="none"/>
                 <w:strike w:val="false"/>
-                <w:sz w:val="12"/>
-                <w:szCs w:val="12"/>
-                <w:color w:val="000000"/>
-              </w:rPr>
-            </w:pPr>
-            <w:r>
-              <w:rPr>
-                <w:rFonts w:ascii="Times New Roman" w:hAnsi="Times New Roman" w:eastAsia="Times New Roman" w:cs="Times New Roman"/>
-                <w:i w:val="false"/>
-                <w:b w:val="false"/>
-                <w:u w:val="none"/>
-                <w:strike w:val="false"/>
-                <w:sz w:val="12"/>
-                <w:szCs w:val="12"/>
+                <w:sz w:val="24"/>
+                <w:szCs w:val="24"/>
+                <w:color w:val="000000"/>
+              </w:rPr>
+            </w:pPr>
+            <w:r>
+              <w:rPr>
+                <w:rFonts w:ascii="Times New Roman" w:hAnsi="Times New Roman" w:eastAsia="Times New Roman" w:cs="Times New Roman"/>
+                <w:i w:val="false"/>
+                <w:b w:val="false"/>
+                <w:u w:val="none"/>
+                <w:strike w:val="false"/>
+                <w:sz w:val="24"/>
+                <w:szCs w:val="24"/>
                 <w:color w:val="000000"/>
               </w:rPr>
               <w:t xml:space="preserve">47</w:t>
@@ -1117,20 +1117,20 @@
                 <w:b w:val="false"/>
                 <w:u w:val="none"/>
                 <w:strike w:val="false"/>
-                <w:sz w:val="12"/>
-                <w:szCs w:val="12"/>
-                <w:color w:val="000000"/>
-              </w:rPr>
-            </w:pPr>
-            <w:r>
-              <w:rPr>
-                <w:rFonts w:ascii="Times New Roman" w:hAnsi="Times New Roman" w:eastAsia="Times New Roman" w:cs="Times New Roman"/>
-                <w:i w:val="false"/>
-                <w:b w:val="false"/>
-                <w:u w:val="none"/>
-                <w:strike w:val="false"/>
-                <w:sz w:val="12"/>
-                <w:szCs w:val="12"/>
+                <w:sz w:val="24"/>
+                <w:szCs w:val="24"/>
+                <w:color w:val="000000"/>
+              </w:rPr>
+            </w:pPr>
+            <w:r>
+              <w:rPr>
+                <w:rFonts w:ascii="Times New Roman" w:hAnsi="Times New Roman" w:eastAsia="Times New Roman" w:cs="Times New Roman"/>
+                <w:i w:val="false"/>
+                <w:b w:val="false"/>
+                <w:u w:val="none"/>
+                <w:strike w:val="false"/>
+                <w:sz w:val="24"/>
+                <w:szCs w:val="24"/>
                 <w:color w:val="000000"/>
               </w:rPr>
               <w:t xml:space="preserve">0,551</w:t>
@@ -1172,20 +1172,20 @@
                 <w:b w:val="false"/>
                 <w:u w:val="none"/>
                 <w:strike w:val="false"/>
-                <w:sz w:val="12"/>
-                <w:szCs w:val="12"/>
-                <w:color w:val="000000"/>
-              </w:rPr>
-            </w:pPr>
-            <w:r>
-              <w:rPr>
-                <w:rFonts w:ascii="Times New Roman" w:hAnsi="Times New Roman" w:eastAsia="Times New Roman" w:cs="Times New Roman"/>
-                <w:i w:val="false"/>
-                <w:b w:val="false"/>
-                <w:u w:val="none"/>
-                <w:strike w:val="false"/>
-                <w:sz w:val="12"/>
-                <w:szCs w:val="12"/>
+                <w:sz w:val="24"/>
+                <w:szCs w:val="24"/>
+                <w:color w:val="000000"/>
+              </w:rPr>
+            </w:pPr>
+            <w:r>
+              <w:rPr>
+                <w:rFonts w:ascii="Times New Roman" w:hAnsi="Times New Roman" w:eastAsia="Times New Roman" w:cs="Times New Roman"/>
+                <w:i w:val="false"/>
+                <w:b w:val="false"/>
+                <w:u w:val="none"/>
+                <w:strike w:val="false"/>
+                <w:sz w:val="24"/>
+                <w:szCs w:val="24"/>
                 <w:color w:val="000000"/>
               </w:rPr>
               <w:t xml:space="preserve">0,43–0,66</w:t>
@@ -1227,20 +1227,20 @@
                 <w:b w:val="false"/>
                 <w:u w:val="none"/>
                 <w:strike w:val="false"/>
-                <w:sz w:val="12"/>
-                <w:szCs w:val="12"/>
-                <w:color w:val="000000"/>
-              </w:rPr>
-            </w:pPr>
-            <w:r>
-              <w:rPr>
-                <w:rFonts w:ascii="Times New Roman" w:hAnsi="Times New Roman" w:eastAsia="Times New Roman" w:cs="Times New Roman"/>
-                <w:i w:val="false"/>
-                <w:b w:val="false"/>
-                <w:u w:val="none"/>
-                <w:strike w:val="false"/>
-                <w:sz w:val="12"/>
-                <w:szCs w:val="12"/>
+                <w:sz w:val="24"/>
+                <w:szCs w:val="24"/>
+                <w:color w:val="000000"/>
+              </w:rPr>
+            </w:pPr>
+            <w:r>
+              <w:rPr>
+                <w:rFonts w:ascii="Times New Roman" w:hAnsi="Times New Roman" w:eastAsia="Times New Roman" w:cs="Times New Roman"/>
+                <w:i w:val="false"/>
+                <w:b w:val="false"/>
+                <w:u w:val="none"/>
+                <w:strike w:val="false"/>
+                <w:sz w:val="24"/>
+                <w:szCs w:val="24"/>
                 <w:color w:val="000000"/>
               </w:rPr>
               <w:t xml:space="preserve">0,630</w:t>
@@ -1282,20 +1282,20 @@
                 <w:b w:val="false"/>
                 <w:u w:val="none"/>
                 <w:strike w:val="false"/>
-                <w:sz w:val="12"/>
-                <w:szCs w:val="12"/>
-                <w:color w:val="000000"/>
-              </w:rPr>
-            </w:pPr>
-            <w:r>
-              <w:rPr>
-                <w:rFonts w:ascii="Times New Roman" w:hAnsi="Times New Roman" w:eastAsia="Times New Roman" w:cs="Times New Roman"/>
-                <w:i w:val="false"/>
-                <w:b w:val="false"/>
-                <w:u w:val="none"/>
-                <w:strike w:val="false"/>
-                <w:sz w:val="12"/>
-                <w:szCs w:val="12"/>
+                <w:sz w:val="24"/>
+                <w:szCs w:val="24"/>
+                <w:color w:val="000000"/>
+              </w:rPr>
+            </w:pPr>
+            <w:r>
+              <w:rPr>
+                <w:rFonts w:ascii="Times New Roman" w:hAnsi="Times New Roman" w:eastAsia="Times New Roman" w:cs="Times New Roman"/>
+                <w:i w:val="false"/>
+                <w:b w:val="false"/>
+                <w:u w:val="none"/>
+                <w:strike w:val="false"/>
+                <w:sz w:val="24"/>
+                <w:szCs w:val="24"/>
                 <w:color w:val="000000"/>
               </w:rPr>
               <w:t xml:space="preserve">0,500</w:t>
@@ -1337,20 +1337,20 @@
                 <w:b w:val="false"/>
                 <w:u w:val="none"/>
                 <w:strike w:val="false"/>
-                <w:sz w:val="12"/>
-                <w:szCs w:val="12"/>
-                <w:color w:val="000000"/>
-              </w:rPr>
-            </w:pPr>
-            <w:r>
-              <w:rPr>
-                <w:rFonts w:ascii="Times New Roman" w:hAnsi="Times New Roman" w:eastAsia="Times New Roman" w:cs="Times New Roman"/>
-                <w:i w:val="false"/>
-                <w:b w:val="false"/>
-                <w:u w:val="none"/>
-                <w:strike w:val="false"/>
-                <w:sz w:val="12"/>
-                <w:szCs w:val="12"/>
+                <w:sz w:val="24"/>
+                <w:szCs w:val="24"/>
+                <w:color w:val="000000"/>
+              </w:rPr>
+            </w:pPr>
+            <w:r>
+              <w:rPr>
+                <w:rFonts w:ascii="Times New Roman" w:hAnsi="Times New Roman" w:eastAsia="Times New Roman" w:cs="Times New Roman"/>
+                <w:i w:val="false"/>
+                <w:b w:val="false"/>
+                <w:u w:val="none"/>
+                <w:strike w:val="false"/>
+                <w:sz w:val="24"/>
+                <w:szCs w:val="24"/>
                 <w:color w:val="000000"/>
               </w:rPr>
               <w:t xml:space="preserve">0,851</w:t>
@@ -1392,20 +1392,20 @@
                 <w:b w:val="false"/>
                 <w:u w:val="none"/>
                 <w:strike w:val="false"/>
-                <w:sz w:val="12"/>
-                <w:szCs w:val="12"/>
-                <w:color w:val="000000"/>
-              </w:rPr>
-            </w:pPr>
-            <w:r>
-              <w:rPr>
-                <w:rFonts w:ascii="Times New Roman" w:hAnsi="Times New Roman" w:eastAsia="Times New Roman" w:cs="Times New Roman"/>
-                <w:i w:val="false"/>
-                <w:b w:val="false"/>
-                <w:u w:val="none"/>
-                <w:strike w:val="false"/>
-                <w:sz w:val="12"/>
-                <w:szCs w:val="12"/>
+                <w:sz w:val="24"/>
+                <w:szCs w:val="24"/>
+                <w:color w:val="000000"/>
+              </w:rPr>
+            </w:pPr>
+            <w:r>
+              <w:rPr>
+                <w:rFonts w:ascii="Times New Roman" w:hAnsi="Times New Roman" w:eastAsia="Times New Roman" w:cs="Times New Roman"/>
+                <w:i w:val="false"/>
+                <w:b w:val="false"/>
+                <w:u w:val="none"/>
+                <w:strike w:val="false"/>
+                <w:sz w:val="24"/>
+                <w:szCs w:val="24"/>
                 <w:color w:val="000000"/>
               </w:rPr>
               <w:t xml:space="preserve">No</w:t>
@@ -1416,7 +1416,7 @@
       <w:tr>
         <w:trPr>
           <w:cantSplit/>
-          <w:trHeight w:val="264" w:hRule="auto"/>
+          <w:trHeight w:val="552" w:hRule="auto"/>
         </w:trPr>
         <w:tc>
           <w:tcPr>
@@ -1453,20 +1453,20 @@
                 <w:b w:val="false"/>
                 <w:u w:val="none"/>
                 <w:strike w:val="false"/>
-                <w:sz w:val="12"/>
-                <w:szCs w:val="12"/>
-                <w:color w:val="000000"/>
-              </w:rPr>
-            </w:pPr>
-            <w:r>
-              <w:rPr>
-                <w:rFonts w:ascii="Times New Roman" w:hAnsi="Times New Roman" w:eastAsia="Times New Roman" w:cs="Times New Roman"/>
-                <w:i w:val="false"/>
-                <w:b w:val="false"/>
-                <w:u w:val="none"/>
-                <w:strike w:val="false"/>
-                <w:sz w:val="12"/>
-                <w:szCs w:val="12"/>
+                <w:sz w:val="24"/>
+                <w:szCs w:val="24"/>
+                <w:color w:val="000000"/>
+              </w:rPr>
+            </w:pPr>
+            <w:r>
+              <w:rPr>
+                <w:rFonts w:ascii="Times New Roman" w:hAnsi="Times New Roman" w:eastAsia="Times New Roman" w:cs="Times New Roman"/>
+                <w:i w:val="false"/>
+                <w:b w:val="false"/>
+                <w:u w:val="none"/>
+                <w:strike w:val="false"/>
+                <w:sz w:val="24"/>
+                <w:szCs w:val="24"/>
                 <w:color w:val="000000"/>
               </w:rPr>
               <w:t xml:space="preserve">Acuerdos y moderación democrática</w:t>
@@ -1508,20 +1508,20 @@
                 <w:b w:val="false"/>
                 <w:u w:val="none"/>
                 <w:strike w:val="false"/>
-                <w:sz w:val="12"/>
-                <w:szCs w:val="12"/>
-                <w:color w:val="000000"/>
-              </w:rPr>
-            </w:pPr>
-            <w:r>
-              <w:rPr>
-                <w:rFonts w:ascii="Times New Roman" w:hAnsi="Times New Roman" w:eastAsia="Times New Roman" w:cs="Times New Roman"/>
-                <w:i w:val="false"/>
-                <w:b w:val="false"/>
-                <w:u w:val="none"/>
-                <w:strike w:val="false"/>
-                <w:sz w:val="12"/>
-                <w:szCs w:val="12"/>
+                <w:sz w:val="24"/>
+                <w:szCs w:val="24"/>
+                <w:color w:val="000000"/>
+              </w:rPr>
+            </w:pPr>
+            <w:r>
+              <w:rPr>
+                <w:rFonts w:ascii="Times New Roman" w:hAnsi="Times New Roman" w:eastAsia="Times New Roman" w:cs="Times New Roman"/>
+                <w:i w:val="false"/>
+                <w:b w:val="false"/>
+                <w:u w:val="none"/>
+                <w:strike w:val="false"/>
+                <w:sz w:val="24"/>
+                <w:szCs w:val="24"/>
                 <w:color w:val="000000"/>
               </w:rPr>
               <w:t xml:space="preserve">45</w:t>
@@ -1563,20 +1563,20 @@
                 <w:b w:val="false"/>
                 <w:u w:val="none"/>
                 <w:strike w:val="false"/>
-                <w:sz w:val="12"/>
-                <w:szCs w:val="12"/>
-                <w:color w:val="000000"/>
-              </w:rPr>
-            </w:pPr>
-            <w:r>
-              <w:rPr>
-                <w:rFonts w:ascii="Times New Roman" w:hAnsi="Times New Roman" w:eastAsia="Times New Roman" w:cs="Times New Roman"/>
-                <w:i w:val="false"/>
-                <w:b w:val="false"/>
-                <w:u w:val="none"/>
-                <w:strike w:val="false"/>
-                <w:sz w:val="12"/>
-                <w:szCs w:val="12"/>
+                <w:sz w:val="24"/>
+                <w:szCs w:val="24"/>
+                <w:color w:val="000000"/>
+              </w:rPr>
+            </w:pPr>
+            <w:r>
+              <w:rPr>
+                <w:rFonts w:ascii="Times New Roman" w:hAnsi="Times New Roman" w:eastAsia="Times New Roman" w:cs="Times New Roman"/>
+                <w:i w:val="false"/>
+                <w:b w:val="false"/>
+                <w:u w:val="none"/>
+                <w:strike w:val="false"/>
+                <w:sz w:val="24"/>
+                <w:szCs w:val="24"/>
                 <w:color w:val="000000"/>
               </w:rPr>
               <w:t xml:space="preserve">0,731</w:t>
@@ -1618,20 +1618,20 @@
                 <w:b w:val="false"/>
                 <w:u w:val="none"/>
                 <w:strike w:val="false"/>
-                <w:sz w:val="12"/>
-                <w:szCs w:val="12"/>
-                <w:color w:val="000000"/>
-              </w:rPr>
-            </w:pPr>
-            <w:r>
-              <w:rPr>
-                <w:rFonts w:ascii="Times New Roman" w:hAnsi="Times New Roman" w:eastAsia="Times New Roman" w:cs="Times New Roman"/>
-                <w:i w:val="false"/>
-                <w:b w:val="false"/>
-                <w:u w:val="none"/>
-                <w:strike w:val="false"/>
-                <w:sz w:val="12"/>
-                <w:szCs w:val="12"/>
+                <w:sz w:val="24"/>
+                <w:szCs w:val="24"/>
+                <w:color w:val="000000"/>
+              </w:rPr>
+            </w:pPr>
+            <w:r>
+              <w:rPr>
+                <w:rFonts w:ascii="Times New Roman" w:hAnsi="Times New Roman" w:eastAsia="Times New Roman" w:cs="Times New Roman"/>
+                <w:i w:val="false"/>
+                <w:b w:val="false"/>
+                <w:u w:val="none"/>
+                <w:strike w:val="false"/>
+                <w:sz w:val="24"/>
+                <w:szCs w:val="24"/>
                 <w:color w:val="000000"/>
               </w:rPr>
               <w:t xml:space="preserve">0,62–0,84</w:t>
@@ -1673,20 +1673,20 @@
                 <w:b w:val="false"/>
                 <w:u w:val="none"/>
                 <w:strike w:val="false"/>
-                <w:sz w:val="12"/>
-                <w:szCs w:val="12"/>
-                <w:color w:val="000000"/>
-              </w:rPr>
-            </w:pPr>
-            <w:r>
-              <w:rPr>
-                <w:rFonts w:ascii="Times New Roman" w:hAnsi="Times New Roman" w:eastAsia="Times New Roman" w:cs="Times New Roman"/>
-                <w:i w:val="false"/>
-                <w:b w:val="false"/>
-                <w:u w:val="none"/>
-                <w:strike w:val="false"/>
-                <w:sz w:val="12"/>
-                <w:szCs w:val="12"/>
+                <w:sz w:val="24"/>
+                <w:szCs w:val="24"/>
+                <w:color w:val="000000"/>
+              </w:rPr>
+            </w:pPr>
+            <w:r>
+              <w:rPr>
+                <w:rFonts w:ascii="Times New Roman" w:hAnsi="Times New Roman" w:eastAsia="Times New Roman" w:cs="Times New Roman"/>
+                <w:i w:val="false"/>
+                <w:b w:val="false"/>
+                <w:u w:val="none"/>
+                <w:strike w:val="false"/>
+                <w:sz w:val="24"/>
+                <w:szCs w:val="24"/>
                 <w:color w:val="000000"/>
               </w:rPr>
               <w:t xml:space="preserve">0,768</w:t>
@@ -1728,20 +1728,20 @@
                 <w:b w:val="false"/>
                 <w:u w:val="none"/>
                 <w:strike w:val="false"/>
-                <w:sz w:val="12"/>
-                <w:szCs w:val="12"/>
-                <w:color w:val="000000"/>
-              </w:rPr>
-            </w:pPr>
-            <w:r>
-              <w:rPr>
-                <w:rFonts w:ascii="Times New Roman" w:hAnsi="Times New Roman" w:eastAsia="Times New Roman" w:cs="Times New Roman"/>
-                <w:i w:val="false"/>
-                <w:b w:val="false"/>
-                <w:u w:val="none"/>
-                <w:strike w:val="false"/>
-                <w:sz w:val="12"/>
-                <w:szCs w:val="12"/>
+                <w:sz w:val="24"/>
+                <w:szCs w:val="24"/>
+                <w:color w:val="000000"/>
+              </w:rPr>
+            </w:pPr>
+            <w:r>
+              <w:rPr>
+                <w:rFonts w:ascii="Times New Roman" w:hAnsi="Times New Roman" w:eastAsia="Times New Roman" w:cs="Times New Roman"/>
+                <w:i w:val="false"/>
+                <w:b w:val="false"/>
+                <w:u w:val="none"/>
+                <w:strike w:val="false"/>
+                <w:sz w:val="24"/>
+                <w:szCs w:val="24"/>
                 <w:color w:val="000000"/>
               </w:rPr>
               <w:t xml:space="preserve">0,704</w:t>
@@ -1783,20 +1783,20 @@
                 <w:b w:val="false"/>
                 <w:u w:val="none"/>
                 <w:strike w:val="false"/>
-                <w:sz w:val="12"/>
-                <w:szCs w:val="12"/>
-                <w:color w:val="000000"/>
-              </w:rPr>
-            </w:pPr>
-            <w:r>
-              <w:rPr>
-                <w:rFonts w:ascii="Times New Roman" w:hAnsi="Times New Roman" w:eastAsia="Times New Roman" w:cs="Times New Roman"/>
-                <w:i w:val="false"/>
-                <w:b w:val="false"/>
-                <w:u w:val="none"/>
-                <w:strike w:val="false"/>
-                <w:sz w:val="12"/>
-                <w:szCs w:val="12"/>
+                <w:sz w:val="24"/>
+                <w:szCs w:val="24"/>
+                <w:color w:val="000000"/>
+              </w:rPr>
+            </w:pPr>
+            <w:r>
+              <w:rPr>
+                <w:rFonts w:ascii="Times New Roman" w:hAnsi="Times New Roman" w:eastAsia="Times New Roman" w:cs="Times New Roman"/>
+                <w:i w:val="false"/>
+                <w:b w:val="false"/>
+                <w:u w:val="none"/>
+                <w:strike w:val="false"/>
+                <w:sz w:val="24"/>
+                <w:szCs w:val="24"/>
                 <w:color w:val="000000"/>
               </w:rPr>
               <w:t xml:space="preserve">0,844</w:t>
@@ -1838,20 +1838,20 @@
                 <w:b w:val="false"/>
                 <w:u w:val="none"/>
                 <w:strike w:val="false"/>
-                <w:sz w:val="12"/>
-                <w:szCs w:val="12"/>
-                <w:color w:val="000000"/>
-              </w:rPr>
-            </w:pPr>
-            <w:r>
-              <w:rPr>
-                <w:rFonts w:ascii="Times New Roman" w:hAnsi="Times New Roman" w:eastAsia="Times New Roman" w:cs="Times New Roman"/>
-                <w:i w:val="false"/>
-                <w:b w:val="false"/>
-                <w:u w:val="none"/>
-                <w:strike w:val="false"/>
-                <w:sz w:val="12"/>
-                <w:szCs w:val="12"/>
+                <w:sz w:val="24"/>
+                <w:szCs w:val="24"/>
+                <w:color w:val="000000"/>
+              </w:rPr>
+            </w:pPr>
+            <w:r>
+              <w:rPr>
+                <w:rFonts w:ascii="Times New Roman" w:hAnsi="Times New Roman" w:eastAsia="Times New Roman" w:cs="Times New Roman"/>
+                <w:i w:val="false"/>
+                <w:b w:val="false"/>
+                <w:u w:val="none"/>
+                <w:strike w:val="false"/>
+                <w:sz w:val="24"/>
+                <w:szCs w:val="24"/>
                 <w:color w:val="000000"/>
               </w:rPr>
               <w:t xml:space="preserve">Sí</w:t>
@@ -1862,7 +1862,7 @@
       <w:tr>
         <w:trPr>
           <w:cantSplit/>
-          <w:trHeight w:val="264" w:hRule="auto"/>
+          <w:trHeight w:val="552" w:hRule="auto"/>
         </w:trPr>
         <w:tc>
           <w:tcPr>
@@ -1899,20 +1899,20 @@
                 <w:b w:val="false"/>
                 <w:u w:val="none"/>
                 <w:strike w:val="false"/>
-                <w:sz w:val="12"/>
-                <w:szCs w:val="12"/>
-                <w:color w:val="000000"/>
-              </w:rPr>
-            </w:pPr>
-            <w:r>
-              <w:rPr>
-                <w:rFonts w:ascii="Times New Roman" w:hAnsi="Times New Roman" w:eastAsia="Times New Roman" w:cs="Times New Roman"/>
-                <w:i w:val="false"/>
-                <w:b w:val="false"/>
-                <w:u w:val="none"/>
-                <w:strike w:val="false"/>
-                <w:sz w:val="12"/>
-                <w:szCs w:val="12"/>
+                <w:sz w:val="24"/>
+                <w:szCs w:val="24"/>
+                <w:color w:val="000000"/>
+              </w:rPr>
+            </w:pPr>
+            <w:r>
+              <w:rPr>
+                <w:rFonts w:ascii="Times New Roman" w:hAnsi="Times New Roman" w:eastAsia="Times New Roman" w:cs="Times New Roman"/>
+                <w:i w:val="false"/>
+                <w:b w:val="false"/>
+                <w:u w:val="none"/>
+                <w:strike w:val="false"/>
+                <w:sz w:val="24"/>
+                <w:szCs w:val="24"/>
                 <w:color w:val="000000"/>
               </w:rPr>
               <w:t xml:space="preserve">Capitalización individual como regla de autofinanciamiento</w:t>
@@ -1954,20 +1954,20 @@
                 <w:b w:val="false"/>
                 <w:u w:val="none"/>
                 <w:strike w:val="false"/>
-                <w:sz w:val="12"/>
-                <w:szCs w:val="12"/>
-                <w:color w:val="000000"/>
-              </w:rPr>
-            </w:pPr>
-            <w:r>
-              <w:rPr>
-                <w:rFonts w:ascii="Times New Roman" w:hAnsi="Times New Roman" w:eastAsia="Times New Roman" w:cs="Times New Roman"/>
-                <w:i w:val="false"/>
-                <w:b w:val="false"/>
-                <w:u w:val="none"/>
-                <w:strike w:val="false"/>
-                <w:sz w:val="12"/>
-                <w:szCs w:val="12"/>
+                <w:sz w:val="24"/>
+                <w:szCs w:val="24"/>
+                <w:color w:val="000000"/>
+              </w:rPr>
+            </w:pPr>
+            <w:r>
+              <w:rPr>
+                <w:rFonts w:ascii="Times New Roman" w:hAnsi="Times New Roman" w:eastAsia="Times New Roman" w:cs="Times New Roman"/>
+                <w:i w:val="false"/>
+                <w:b w:val="false"/>
+                <w:u w:val="none"/>
+                <w:strike w:val="false"/>
+                <w:sz w:val="24"/>
+                <w:szCs w:val="24"/>
                 <w:color w:val="000000"/>
               </w:rPr>
               <w:t xml:space="preserve">42</w:t>
@@ -2009,20 +2009,20 @@
                 <w:b w:val="false"/>
                 <w:u w:val="none"/>
                 <w:strike w:val="false"/>
-                <w:sz w:val="12"/>
-                <w:szCs w:val="12"/>
-                <w:color w:val="000000"/>
-              </w:rPr>
-            </w:pPr>
-            <w:r>
-              <w:rPr>
-                <w:rFonts w:ascii="Times New Roman" w:hAnsi="Times New Roman" w:eastAsia="Times New Roman" w:cs="Times New Roman"/>
-                <w:i w:val="false"/>
-                <w:b w:val="false"/>
-                <w:u w:val="none"/>
-                <w:strike w:val="false"/>
-                <w:sz w:val="12"/>
-                <w:szCs w:val="12"/>
+                <w:sz w:val="24"/>
+                <w:szCs w:val="24"/>
+                <w:color w:val="000000"/>
+              </w:rPr>
+            </w:pPr>
+            <w:r>
+              <w:rPr>
+                <w:rFonts w:ascii="Times New Roman" w:hAnsi="Times New Roman" w:eastAsia="Times New Roman" w:cs="Times New Roman"/>
+                <w:i w:val="false"/>
+                <w:b w:val="false"/>
+                <w:u w:val="none"/>
+                <w:strike w:val="false"/>
+                <w:sz w:val="24"/>
+                <w:szCs w:val="24"/>
                 <w:color w:val="000000"/>
               </w:rPr>
               <w:t xml:space="preserve">0,690</w:t>
@@ -2064,20 +2064,20 @@
                 <w:b w:val="false"/>
                 <w:u w:val="none"/>
                 <w:strike w:val="false"/>
-                <w:sz w:val="12"/>
-                <w:szCs w:val="12"/>
-                <w:color w:val="000000"/>
-              </w:rPr>
-            </w:pPr>
-            <w:r>
-              <w:rPr>
-                <w:rFonts w:ascii="Times New Roman" w:hAnsi="Times New Roman" w:eastAsia="Times New Roman" w:cs="Times New Roman"/>
-                <w:i w:val="false"/>
-                <w:b w:val="false"/>
-                <w:u w:val="none"/>
-                <w:strike w:val="false"/>
-                <w:sz w:val="12"/>
-                <w:szCs w:val="12"/>
+                <w:sz w:val="24"/>
+                <w:szCs w:val="24"/>
+                <w:color w:val="000000"/>
+              </w:rPr>
+            </w:pPr>
+            <w:r>
+              <w:rPr>
+                <w:rFonts w:ascii="Times New Roman" w:hAnsi="Times New Roman" w:eastAsia="Times New Roman" w:cs="Times New Roman"/>
+                <w:i w:val="false"/>
+                <w:b w:val="false"/>
+                <w:u w:val="none"/>
+                <w:strike w:val="false"/>
+                <w:sz w:val="24"/>
+                <w:szCs w:val="24"/>
                 <w:color w:val="000000"/>
               </w:rPr>
               <w:t xml:space="preserve">0,57–0,80</w:t>
@@ -2119,20 +2119,20 @@
                 <w:b w:val="false"/>
                 <w:u w:val="none"/>
                 <w:strike w:val="false"/>
-                <w:sz w:val="12"/>
-                <w:szCs w:val="12"/>
-                <w:color w:val="000000"/>
-              </w:rPr>
-            </w:pPr>
-            <w:r>
-              <w:rPr>
-                <w:rFonts w:ascii="Times New Roman" w:hAnsi="Times New Roman" w:eastAsia="Times New Roman" w:cs="Times New Roman"/>
-                <w:i w:val="false"/>
-                <w:b w:val="false"/>
-                <w:u w:val="none"/>
-                <w:strike w:val="false"/>
-                <w:sz w:val="12"/>
-                <w:szCs w:val="12"/>
+                <w:sz w:val="24"/>
+                <w:szCs w:val="24"/>
+                <w:color w:val="000000"/>
+              </w:rPr>
+            </w:pPr>
+            <w:r>
+              <w:rPr>
+                <w:rFonts w:ascii="Times New Roman" w:hAnsi="Times New Roman" w:eastAsia="Times New Roman" w:cs="Times New Roman"/>
+                <w:i w:val="false"/>
+                <w:b w:val="false"/>
+                <w:u w:val="none"/>
+                <w:strike w:val="false"/>
+                <w:sz w:val="24"/>
+                <w:szCs w:val="24"/>
                 <w:color w:val="000000"/>
               </w:rPr>
               <w:t xml:space="preserve">0,727</w:t>
@@ -2174,20 +2174,20 @@
                 <w:b w:val="false"/>
                 <w:u w:val="none"/>
                 <w:strike w:val="false"/>
-                <w:sz w:val="12"/>
-                <w:szCs w:val="12"/>
-                <w:color w:val="000000"/>
-              </w:rPr>
-            </w:pPr>
-            <w:r>
-              <w:rPr>
-                <w:rFonts w:ascii="Times New Roman" w:hAnsi="Times New Roman" w:eastAsia="Times New Roman" w:cs="Times New Roman"/>
-                <w:i w:val="false"/>
-                <w:b w:val="false"/>
-                <w:u w:val="none"/>
-                <w:strike w:val="false"/>
-                <w:sz w:val="12"/>
-                <w:szCs w:val="12"/>
+                <w:sz w:val="24"/>
+                <w:szCs w:val="24"/>
+                <w:color w:val="000000"/>
+              </w:rPr>
+            </w:pPr>
+            <w:r>
+              <w:rPr>
+                <w:rFonts w:ascii="Times New Roman" w:hAnsi="Times New Roman" w:eastAsia="Times New Roman" w:cs="Times New Roman"/>
+                <w:i w:val="false"/>
+                <w:b w:val="false"/>
+                <w:u w:val="none"/>
+                <w:strike w:val="false"/>
+                <w:sz w:val="24"/>
+                <w:szCs w:val="24"/>
                 <w:color w:val="000000"/>
               </w:rPr>
               <w:t xml:space="preserve">0,696</w:t>
@@ -2229,20 +2229,20 @@
                 <w:b w:val="false"/>
                 <w:u w:val="none"/>
                 <w:strike w:val="false"/>
-                <w:sz w:val="12"/>
-                <w:szCs w:val="12"/>
-                <w:color w:val="000000"/>
-              </w:rPr>
-            </w:pPr>
-            <w:r>
-              <w:rPr>
-                <w:rFonts w:ascii="Times New Roman" w:hAnsi="Times New Roman" w:eastAsia="Times New Roman" w:cs="Times New Roman"/>
-                <w:i w:val="false"/>
-                <w:b w:val="false"/>
-                <w:u w:val="none"/>
-                <w:strike w:val="false"/>
-                <w:sz w:val="12"/>
-                <w:szCs w:val="12"/>
+                <w:sz w:val="24"/>
+                <w:szCs w:val="24"/>
+                <w:color w:val="000000"/>
+              </w:rPr>
+            </w:pPr>
+            <w:r>
+              <w:rPr>
+                <w:rFonts w:ascii="Times New Roman" w:hAnsi="Times New Roman" w:eastAsia="Times New Roman" w:cs="Times New Roman"/>
+                <w:i w:val="false"/>
+                <w:b w:val="false"/>
+                <w:u w:val="none"/>
+                <w:strike w:val="false"/>
+                <w:sz w:val="24"/>
+                <w:szCs w:val="24"/>
                 <w:color w:val="000000"/>
               </w:rPr>
               <w:t xml:space="preserve">0,762</w:t>
@@ -2284,20 +2284,20 @@
                 <w:b w:val="false"/>
                 <w:u w:val="none"/>
                 <w:strike w:val="false"/>
-                <w:sz w:val="12"/>
-                <w:szCs w:val="12"/>
-                <w:color w:val="000000"/>
-              </w:rPr>
-            </w:pPr>
-            <w:r>
-              <w:rPr>
-                <w:rFonts w:ascii="Times New Roman" w:hAnsi="Times New Roman" w:eastAsia="Times New Roman" w:cs="Times New Roman"/>
-                <w:i w:val="false"/>
-                <w:b w:val="false"/>
-                <w:u w:val="none"/>
-                <w:strike w:val="false"/>
-                <w:sz w:val="12"/>
-                <w:szCs w:val="12"/>
+                <w:sz w:val="24"/>
+                <w:szCs w:val="24"/>
+                <w:color w:val="000000"/>
+              </w:rPr>
+            </w:pPr>
+            <w:r>
+              <w:rPr>
+                <w:rFonts w:ascii="Times New Roman" w:hAnsi="Times New Roman" w:eastAsia="Times New Roman" w:cs="Times New Roman"/>
+                <w:i w:val="false"/>
+                <w:b w:val="false"/>
+                <w:u w:val="none"/>
+                <w:strike w:val="false"/>
+                <w:sz w:val="24"/>
+                <w:szCs w:val="24"/>
                 <w:color w:val="000000"/>
               </w:rPr>
               <w:t xml:space="preserve">Sí</w:t>
@@ -2308,7 +2308,7 @@
       <w:tr>
         <w:trPr>
           <w:cantSplit/>
-          <w:trHeight w:val="264" w:hRule="auto"/>
+          <w:trHeight w:val="552" w:hRule="auto"/>
         </w:trPr>
         <w:tc>
           <w:tcPr>
@@ -2345,20 +2345,20 @@
                 <w:b w:val="false"/>
                 <w:u w:val="none"/>
                 <w:strike w:val="false"/>
-                <w:sz w:val="12"/>
-                <w:szCs w:val="12"/>
-                <w:color w:val="000000"/>
-              </w:rPr>
-            </w:pPr>
-            <w:r>
-              <w:rPr>
-                <w:rFonts w:ascii="Times New Roman" w:hAnsi="Times New Roman" w:eastAsia="Times New Roman" w:cs="Times New Roman"/>
-                <w:i w:val="false"/>
-                <w:b w:val="false"/>
-                <w:u w:val="none"/>
-                <w:strike w:val="false"/>
-                <w:sz w:val="12"/>
-                <w:szCs w:val="12"/>
+                <w:sz w:val="24"/>
+                <w:szCs w:val="24"/>
+                <w:color w:val="000000"/>
+              </w:rPr>
+            </w:pPr>
+            <w:r>
+              <w:rPr>
+                <w:rFonts w:ascii="Times New Roman" w:hAnsi="Times New Roman" w:eastAsia="Times New Roman" w:cs="Times New Roman"/>
+                <w:i w:val="false"/>
+                <w:b w:val="false"/>
+                <w:u w:val="none"/>
+                <w:strike w:val="false"/>
+                <w:sz w:val="24"/>
+                <w:szCs w:val="24"/>
                 <w:color w:val="000000"/>
               </w:rPr>
               <w:t xml:space="preserve">Reciprocidad contributiva</w:t>
@@ -2400,20 +2400,20 @@
                 <w:b w:val="false"/>
                 <w:u w:val="none"/>
                 <w:strike w:val="false"/>
-                <w:sz w:val="12"/>
-                <w:szCs w:val="12"/>
-                <w:color w:val="000000"/>
-              </w:rPr>
-            </w:pPr>
-            <w:r>
-              <w:rPr>
-                <w:rFonts w:ascii="Times New Roman" w:hAnsi="Times New Roman" w:eastAsia="Times New Roman" w:cs="Times New Roman"/>
-                <w:i w:val="false"/>
-                <w:b w:val="false"/>
-                <w:u w:val="none"/>
-                <w:strike w:val="false"/>
-                <w:sz w:val="12"/>
-                <w:szCs w:val="12"/>
+                <w:sz w:val="24"/>
+                <w:szCs w:val="24"/>
+                <w:color w:val="000000"/>
+              </w:rPr>
+            </w:pPr>
+            <w:r>
+              <w:rPr>
+                <w:rFonts w:ascii="Times New Roman" w:hAnsi="Times New Roman" w:eastAsia="Times New Roman" w:cs="Times New Roman"/>
+                <w:i w:val="false"/>
+                <w:b w:val="false"/>
+                <w:u w:val="none"/>
+                <w:strike w:val="false"/>
+                <w:sz w:val="24"/>
+                <w:szCs w:val="24"/>
                 <w:color w:val="000000"/>
               </w:rPr>
               <w:t xml:space="preserve">36</w:t>
@@ -2455,20 +2455,20 @@
                 <w:b w:val="false"/>
                 <w:u w:val="none"/>
                 <w:strike w:val="false"/>
-                <w:sz w:val="12"/>
-                <w:szCs w:val="12"/>
-                <w:color w:val="000000"/>
-              </w:rPr>
-            </w:pPr>
-            <w:r>
-              <w:rPr>
-                <w:rFonts w:ascii="Times New Roman" w:hAnsi="Times New Roman" w:eastAsia="Times New Roman" w:cs="Times New Roman"/>
-                <w:i w:val="false"/>
-                <w:b w:val="false"/>
-                <w:u w:val="none"/>
-                <w:strike w:val="false"/>
-                <w:sz w:val="12"/>
-                <w:szCs w:val="12"/>
+                <w:sz w:val="24"/>
+                <w:szCs w:val="24"/>
+                <w:color w:val="000000"/>
+              </w:rPr>
+            </w:pPr>
+            <w:r>
+              <w:rPr>
+                <w:rFonts w:ascii="Times New Roman" w:hAnsi="Times New Roman" w:eastAsia="Times New Roman" w:cs="Times New Roman"/>
+                <w:i w:val="false"/>
+                <w:b w:val="false"/>
+                <w:u w:val="none"/>
+                <w:strike w:val="false"/>
+                <w:sz w:val="24"/>
+                <w:szCs w:val="24"/>
                 <w:color w:val="000000"/>
               </w:rPr>
               <w:t xml:space="preserve">0,730</w:t>
@@ -2510,20 +2510,20 @@
                 <w:b w:val="false"/>
                 <w:u w:val="none"/>
                 <w:strike w:val="false"/>
-                <w:sz w:val="12"/>
-                <w:szCs w:val="12"/>
-                <w:color w:val="000000"/>
-              </w:rPr>
-            </w:pPr>
-            <w:r>
-              <w:rPr>
-                <w:rFonts w:ascii="Times New Roman" w:hAnsi="Times New Roman" w:eastAsia="Times New Roman" w:cs="Times New Roman"/>
-                <w:i w:val="false"/>
-                <w:b w:val="false"/>
-                <w:u w:val="none"/>
-                <w:strike w:val="false"/>
-                <w:sz w:val="12"/>
-                <w:szCs w:val="12"/>
+                <w:sz w:val="24"/>
+                <w:szCs w:val="24"/>
+                <w:color w:val="000000"/>
+              </w:rPr>
+            </w:pPr>
+            <w:r>
+              <w:rPr>
+                <w:rFonts w:ascii="Times New Roman" w:hAnsi="Times New Roman" w:eastAsia="Times New Roman" w:cs="Times New Roman"/>
+                <w:i w:val="false"/>
+                <w:b w:val="false"/>
+                <w:u w:val="none"/>
+                <w:strike w:val="false"/>
+                <w:sz w:val="24"/>
+                <w:szCs w:val="24"/>
                 <w:color w:val="000000"/>
               </w:rPr>
               <w:t xml:space="preserve">0,60–0,84</w:t>
@@ -2565,20 +2565,20 @@
                 <w:b w:val="false"/>
                 <w:u w:val="none"/>
                 <w:strike w:val="false"/>
-                <w:sz w:val="12"/>
-                <w:szCs w:val="12"/>
-                <w:color w:val="000000"/>
-              </w:rPr>
-            </w:pPr>
-            <w:r>
-              <w:rPr>
-                <w:rFonts w:ascii="Times New Roman" w:hAnsi="Times New Roman" w:eastAsia="Times New Roman" w:cs="Times New Roman"/>
-                <w:i w:val="false"/>
-                <w:b w:val="false"/>
-                <w:u w:val="none"/>
-                <w:strike w:val="false"/>
-                <w:sz w:val="12"/>
-                <w:szCs w:val="12"/>
+                <w:sz w:val="24"/>
+                <w:szCs w:val="24"/>
+                <w:color w:val="000000"/>
+              </w:rPr>
+            </w:pPr>
+            <w:r>
+              <w:rPr>
+                <w:rFonts w:ascii="Times New Roman" w:hAnsi="Times New Roman" w:eastAsia="Times New Roman" w:cs="Times New Roman"/>
+                <w:i w:val="false"/>
+                <w:b w:val="false"/>
+                <w:u w:val="none"/>
+                <w:strike w:val="false"/>
+                <w:sz w:val="24"/>
+                <w:szCs w:val="24"/>
                 <w:color w:val="000000"/>
               </w:rPr>
               <w:t xml:space="preserve">0,759</w:t>
@@ -2620,20 +2620,20 @@
                 <w:b w:val="false"/>
                 <w:u w:val="none"/>
                 <w:strike w:val="false"/>
-                <w:sz w:val="12"/>
-                <w:szCs w:val="12"/>
-                <w:color w:val="000000"/>
-              </w:rPr>
-            </w:pPr>
-            <w:r>
-              <w:rPr>
-                <w:rFonts w:ascii="Times New Roman" w:hAnsi="Times New Roman" w:eastAsia="Times New Roman" w:cs="Times New Roman"/>
-                <w:i w:val="false"/>
-                <w:b w:val="false"/>
-                <w:u w:val="none"/>
-                <w:strike w:val="false"/>
-                <w:sz w:val="12"/>
-                <w:szCs w:val="12"/>
+                <w:sz w:val="24"/>
+                <w:szCs w:val="24"/>
+                <w:color w:val="000000"/>
+              </w:rPr>
+            </w:pPr>
+            <w:r>
+              <w:rPr>
+                <w:rFonts w:ascii="Times New Roman" w:hAnsi="Times New Roman" w:eastAsia="Times New Roman" w:cs="Times New Roman"/>
+                <w:i w:val="false"/>
+                <w:b w:val="false"/>
+                <w:u w:val="none"/>
+                <w:strike w:val="false"/>
+                <w:sz w:val="24"/>
+                <w:szCs w:val="24"/>
                 <w:color w:val="000000"/>
               </w:rPr>
               <w:t xml:space="preserve">0,698</w:t>
@@ -2675,20 +2675,20 @@
                 <w:b w:val="false"/>
                 <w:u w:val="none"/>
                 <w:strike w:val="false"/>
-                <w:sz w:val="12"/>
-                <w:szCs w:val="12"/>
-                <w:color w:val="000000"/>
-              </w:rPr>
-            </w:pPr>
-            <w:r>
-              <w:rPr>
-                <w:rFonts w:ascii="Times New Roman" w:hAnsi="Times New Roman" w:eastAsia="Times New Roman" w:cs="Times New Roman"/>
-                <w:i w:val="false"/>
-                <w:b w:val="false"/>
-                <w:u w:val="none"/>
-                <w:strike w:val="false"/>
-                <w:sz w:val="12"/>
-                <w:szCs w:val="12"/>
+                <w:sz w:val="24"/>
+                <w:szCs w:val="24"/>
+                <w:color w:val="000000"/>
+              </w:rPr>
+            </w:pPr>
+            <w:r>
+              <w:rPr>
+                <w:rFonts w:ascii="Times New Roman" w:hAnsi="Times New Roman" w:eastAsia="Times New Roman" w:cs="Times New Roman"/>
+                <w:i w:val="false"/>
+                <w:b w:val="false"/>
+                <w:u w:val="none"/>
+                <w:strike w:val="false"/>
+                <w:sz w:val="24"/>
+                <w:szCs w:val="24"/>
                 <w:color w:val="000000"/>
               </w:rPr>
               <w:t xml:space="preserve">0,833</w:t>
@@ -2730,20 +2730,20 @@
                 <w:b w:val="false"/>
                 <w:u w:val="none"/>
                 <w:strike w:val="false"/>
-                <w:sz w:val="12"/>
-                <w:szCs w:val="12"/>
-                <w:color w:val="000000"/>
-              </w:rPr>
-            </w:pPr>
-            <w:r>
-              <w:rPr>
-                <w:rFonts w:ascii="Times New Roman" w:hAnsi="Times New Roman" w:eastAsia="Times New Roman" w:cs="Times New Roman"/>
-                <w:i w:val="false"/>
-                <w:b w:val="false"/>
-                <w:u w:val="none"/>
-                <w:strike w:val="false"/>
-                <w:sz w:val="12"/>
-                <w:szCs w:val="12"/>
+                <w:sz w:val="24"/>
+                <w:szCs w:val="24"/>
+                <w:color w:val="000000"/>
+              </w:rPr>
+            </w:pPr>
+            <w:r>
+              <w:rPr>
+                <w:rFonts w:ascii="Times New Roman" w:hAnsi="Times New Roman" w:eastAsia="Times New Roman" w:cs="Times New Roman"/>
+                <w:i w:val="false"/>
+                <w:b w:val="false"/>
+                <w:u w:val="none"/>
+                <w:strike w:val="false"/>
+                <w:sz w:val="24"/>
+                <w:szCs w:val="24"/>
                 <w:color w:val="000000"/>
               </w:rPr>
               <w:t xml:space="preserve">Sí</w:t>
@@ -2754,7 +2754,7 @@
       <w:tr>
         <w:trPr>
           <w:cantSplit/>
-          <w:trHeight w:val="264" w:hRule="auto"/>
+          <w:trHeight w:val="552" w:hRule="auto"/>
         </w:trPr>
         <w:tc>
           <w:tcPr>
@@ -2791,20 +2791,20 @@
                 <w:b w:val="false"/>
                 <w:u w:val="none"/>
                 <w:strike w:val="false"/>
-                <w:sz w:val="12"/>
-                <w:szCs w:val="12"/>
-                <w:color w:val="000000"/>
-              </w:rPr>
-            </w:pPr>
-            <w:r>
-              <w:rPr>
-                <w:rFonts w:ascii="Times New Roman" w:hAnsi="Times New Roman" w:eastAsia="Times New Roman" w:cs="Times New Roman"/>
-                <w:i w:val="false"/>
-                <w:b w:val="false"/>
-                <w:u w:val="none"/>
-                <w:strike w:val="false"/>
-                <w:sz w:val="12"/>
-                <w:szCs w:val="12"/>
+                <w:sz w:val="24"/>
+                <w:szCs w:val="24"/>
+                <w:color w:val="000000"/>
+              </w:rPr>
+            </w:pPr>
+            <w:r>
+              <w:rPr>
+                <w:rFonts w:ascii="Times New Roman" w:hAnsi="Times New Roman" w:eastAsia="Times New Roman" w:cs="Times New Roman"/>
+                <w:i w:val="false"/>
+                <w:b w:val="false"/>
+                <w:u w:val="none"/>
+                <w:strike w:val="false"/>
+                <w:sz w:val="24"/>
+                <w:szCs w:val="24"/>
                 <w:color w:val="000000"/>
               </w:rPr>
               <w:t xml:space="preserve">Igualdad y universalismo</w:t>
@@ -2846,20 +2846,20 @@
                 <w:b w:val="false"/>
                 <w:u w:val="none"/>
                 <w:strike w:val="false"/>
-                <w:sz w:val="12"/>
-                <w:szCs w:val="12"/>
-                <w:color w:val="000000"/>
-              </w:rPr>
-            </w:pPr>
-            <w:r>
-              <w:rPr>
-                <w:rFonts w:ascii="Times New Roman" w:hAnsi="Times New Roman" w:eastAsia="Times New Roman" w:cs="Times New Roman"/>
-                <w:i w:val="false"/>
-                <w:b w:val="false"/>
-                <w:u w:val="none"/>
-                <w:strike w:val="false"/>
-                <w:sz w:val="12"/>
-                <w:szCs w:val="12"/>
+                <w:sz w:val="24"/>
+                <w:szCs w:val="24"/>
+                <w:color w:val="000000"/>
+              </w:rPr>
+            </w:pPr>
+            <w:r>
+              <w:rPr>
+                <w:rFonts w:ascii="Times New Roman" w:hAnsi="Times New Roman" w:eastAsia="Times New Roman" w:cs="Times New Roman"/>
+                <w:i w:val="false"/>
+                <w:b w:val="false"/>
+                <w:u w:val="none"/>
+                <w:strike w:val="false"/>
+                <w:sz w:val="24"/>
+                <w:szCs w:val="24"/>
                 <w:color w:val="000000"/>
               </w:rPr>
               <w:t xml:space="preserve">36</w:t>
@@ -2901,20 +2901,20 @@
                 <w:b w:val="false"/>
                 <w:u w:val="none"/>
                 <w:strike w:val="false"/>
-                <w:sz w:val="12"/>
-                <w:szCs w:val="12"/>
-                <w:color w:val="000000"/>
-              </w:rPr>
-            </w:pPr>
-            <w:r>
-              <w:rPr>
-                <w:rFonts w:ascii="Times New Roman" w:hAnsi="Times New Roman" w:eastAsia="Times New Roman" w:cs="Times New Roman"/>
-                <w:i w:val="false"/>
-                <w:b w:val="false"/>
-                <w:u w:val="none"/>
-                <w:strike w:val="false"/>
-                <w:sz w:val="12"/>
-                <w:szCs w:val="12"/>
+                <w:sz w:val="24"/>
+                <w:szCs w:val="24"/>
+                <w:color w:val="000000"/>
+              </w:rPr>
+            </w:pPr>
+            <w:r>
+              <w:rPr>
+                <w:rFonts w:ascii="Times New Roman" w:hAnsi="Times New Roman" w:eastAsia="Times New Roman" w:cs="Times New Roman"/>
+                <w:i w:val="false"/>
+                <w:b w:val="false"/>
+                <w:u w:val="none"/>
+                <w:strike w:val="false"/>
+                <w:sz w:val="24"/>
+                <w:szCs w:val="24"/>
                 <w:color w:val="000000"/>
               </w:rPr>
               <w:t xml:space="preserve">0,696</w:t>
@@ -2956,20 +2956,20 @@
                 <w:b w:val="false"/>
                 <w:u w:val="none"/>
                 <w:strike w:val="false"/>
-                <w:sz w:val="12"/>
-                <w:szCs w:val="12"/>
-                <w:color w:val="000000"/>
-              </w:rPr>
-            </w:pPr>
-            <w:r>
-              <w:rPr>
-                <w:rFonts w:ascii="Times New Roman" w:hAnsi="Times New Roman" w:eastAsia="Times New Roman" w:cs="Times New Roman"/>
-                <w:i w:val="false"/>
-                <w:b w:val="false"/>
-                <w:u w:val="none"/>
-                <w:strike w:val="false"/>
-                <w:sz w:val="12"/>
-                <w:szCs w:val="12"/>
+                <w:sz w:val="24"/>
+                <w:szCs w:val="24"/>
+                <w:color w:val="000000"/>
+              </w:rPr>
+            </w:pPr>
+            <w:r>
+              <w:rPr>
+                <w:rFonts w:ascii="Times New Roman" w:hAnsi="Times New Roman" w:eastAsia="Times New Roman" w:cs="Times New Roman"/>
+                <w:i w:val="false"/>
+                <w:b w:val="false"/>
+                <w:u w:val="none"/>
+                <w:strike w:val="false"/>
+                <w:sz w:val="24"/>
+                <w:szCs w:val="24"/>
                 <w:color w:val="000000"/>
               </w:rPr>
               <w:t xml:space="preserve">0,56–0,82</w:t>
@@ -3011,20 +3011,20 @@
                 <w:b w:val="false"/>
                 <w:u w:val="none"/>
                 <w:strike w:val="false"/>
-                <w:sz w:val="12"/>
-                <w:szCs w:val="12"/>
-                <w:color w:val="000000"/>
-              </w:rPr>
-            </w:pPr>
-            <w:r>
-              <w:rPr>
-                <w:rFonts w:ascii="Times New Roman" w:hAnsi="Times New Roman" w:eastAsia="Times New Roman" w:cs="Times New Roman"/>
-                <w:i w:val="false"/>
-                <w:b w:val="false"/>
-                <w:u w:val="none"/>
-                <w:strike w:val="false"/>
-                <w:sz w:val="12"/>
-                <w:szCs w:val="12"/>
+                <w:sz w:val="24"/>
+                <w:szCs w:val="24"/>
+                <w:color w:val="000000"/>
+              </w:rPr>
+            </w:pPr>
+            <w:r>
+              <w:rPr>
+                <w:rFonts w:ascii="Times New Roman" w:hAnsi="Times New Roman" w:eastAsia="Times New Roman" w:cs="Times New Roman"/>
+                <w:i w:val="false"/>
+                <w:b w:val="false"/>
+                <w:u w:val="none"/>
+                <w:strike w:val="false"/>
+                <w:sz w:val="24"/>
+                <w:szCs w:val="24"/>
                 <w:color w:val="000000"/>
               </w:rPr>
               <w:t xml:space="preserve">0,725</w:t>
@@ -3066,20 +3066,20 @@
                 <w:b w:val="false"/>
                 <w:u w:val="none"/>
                 <w:strike w:val="false"/>
-                <w:sz w:val="12"/>
-                <w:szCs w:val="12"/>
-                <w:color w:val="000000"/>
-              </w:rPr>
-            </w:pPr>
-            <w:r>
-              <w:rPr>
-                <w:rFonts w:ascii="Times New Roman" w:hAnsi="Times New Roman" w:eastAsia="Times New Roman" w:cs="Times New Roman"/>
-                <w:i w:val="false"/>
-                <w:b w:val="false"/>
-                <w:u w:val="none"/>
-                <w:strike w:val="false"/>
-                <w:sz w:val="12"/>
-                <w:szCs w:val="12"/>
+                <w:sz w:val="24"/>
+                <w:szCs w:val="24"/>
+                <w:color w:val="000000"/>
+              </w:rPr>
+            </w:pPr>
+            <w:r>
+              <w:rPr>
+                <w:rFonts w:ascii="Times New Roman" w:hAnsi="Times New Roman" w:eastAsia="Times New Roman" w:cs="Times New Roman"/>
+                <w:i w:val="false"/>
+                <w:b w:val="false"/>
+                <w:u w:val="none"/>
+                <w:strike w:val="false"/>
+                <w:sz w:val="24"/>
+                <w:szCs w:val="24"/>
                 <w:color w:val="000000"/>
               </w:rPr>
               <w:t xml:space="preserve">0,758</w:t>
@@ -3121,20 +3121,20 @@
                 <w:b w:val="false"/>
                 <w:u w:val="none"/>
                 <w:strike w:val="false"/>
-                <w:sz w:val="12"/>
-                <w:szCs w:val="12"/>
-                <w:color w:val="000000"/>
-              </w:rPr>
-            </w:pPr>
-            <w:r>
-              <w:rPr>
-                <w:rFonts w:ascii="Times New Roman" w:hAnsi="Times New Roman" w:eastAsia="Times New Roman" w:cs="Times New Roman"/>
-                <w:i w:val="false"/>
-                <w:b w:val="false"/>
-                <w:u w:val="none"/>
-                <w:strike w:val="false"/>
-                <w:sz w:val="12"/>
-                <w:szCs w:val="12"/>
+                <w:sz w:val="24"/>
+                <w:szCs w:val="24"/>
+                <w:color w:val="000000"/>
+              </w:rPr>
+            </w:pPr>
+            <w:r>
+              <w:rPr>
+                <w:rFonts w:ascii="Times New Roman" w:hAnsi="Times New Roman" w:eastAsia="Times New Roman" w:cs="Times New Roman"/>
+                <w:i w:val="false"/>
+                <w:b w:val="false"/>
+                <w:u w:val="none"/>
+                <w:strike w:val="false"/>
+                <w:sz w:val="24"/>
+                <w:szCs w:val="24"/>
                 <w:color w:val="000000"/>
               </w:rPr>
               <w:t xml:space="preserve">0,694</w:t>
@@ -3176,20 +3176,20 @@
                 <w:b w:val="false"/>
                 <w:u w:val="none"/>
                 <w:strike w:val="false"/>
-                <w:sz w:val="12"/>
-                <w:szCs w:val="12"/>
-                <w:color w:val="000000"/>
-              </w:rPr>
-            </w:pPr>
-            <w:r>
-              <w:rPr>
-                <w:rFonts w:ascii="Times New Roman" w:hAnsi="Times New Roman" w:eastAsia="Times New Roman" w:cs="Times New Roman"/>
-                <w:i w:val="false"/>
-                <w:b w:val="false"/>
-                <w:u w:val="none"/>
-                <w:strike w:val="false"/>
-                <w:sz w:val="12"/>
-                <w:szCs w:val="12"/>
+                <w:sz w:val="24"/>
+                <w:szCs w:val="24"/>
+                <w:color w:val="000000"/>
+              </w:rPr>
+            </w:pPr>
+            <w:r>
+              <w:rPr>
+                <w:rFonts w:ascii="Times New Roman" w:hAnsi="Times New Roman" w:eastAsia="Times New Roman" w:cs="Times New Roman"/>
+                <w:i w:val="false"/>
+                <w:b w:val="false"/>
+                <w:u w:val="none"/>
+                <w:strike w:val="false"/>
+                <w:sz w:val="24"/>
+                <w:szCs w:val="24"/>
                 <w:color w:val="000000"/>
               </w:rPr>
               <w:t xml:space="preserve">Sí</w:t>
@@ -3200,7 +3200,7 @@
       <w:tr>
         <w:trPr>
           <w:cantSplit/>
-          <w:trHeight w:val="264" w:hRule="auto"/>
+          <w:trHeight w:val="552" w:hRule="auto"/>
         </w:trPr>
         <w:tc>
           <w:tcPr>
@@ -3237,20 +3237,20 @@
                 <w:b w:val="false"/>
                 <w:u w:val="none"/>
                 <w:strike w:val="false"/>
-                <w:sz w:val="12"/>
-                <w:szCs w:val="12"/>
-                <w:color w:val="000000"/>
-              </w:rPr>
-            </w:pPr>
-            <w:r>
-              <w:rPr>
-                <w:rFonts w:ascii="Times New Roman" w:hAnsi="Times New Roman" w:eastAsia="Times New Roman" w:cs="Times New Roman"/>
-                <w:i w:val="false"/>
-                <w:b w:val="false"/>
-                <w:u w:val="none"/>
-                <w:strike w:val="false"/>
-                <w:sz w:val="12"/>
-                <w:szCs w:val="12"/>
+                <w:sz w:val="24"/>
+                <w:szCs w:val="24"/>
+                <w:color w:val="000000"/>
+              </w:rPr>
+            </w:pPr>
+            <w:r>
+              <w:rPr>
+                <w:rFonts w:ascii="Times New Roman" w:hAnsi="Times New Roman" w:eastAsia="Times New Roman" w:cs="Times New Roman"/>
+                <w:i w:val="false"/>
+                <w:b w:val="false"/>
+                <w:u w:val="none"/>
+                <w:strike w:val="false"/>
+                <w:sz w:val="24"/>
+                <w:szCs w:val="24"/>
                 <w:color w:val="000000"/>
               </w:rPr>
               <w:t xml:space="preserve">Ineficiencia y riesgo estatal</w:t>
@@ -3292,20 +3292,20 @@
                 <w:b w:val="false"/>
                 <w:u w:val="none"/>
                 <w:strike w:val="false"/>
-                <w:sz w:val="12"/>
-                <w:szCs w:val="12"/>
-                <w:color w:val="000000"/>
-              </w:rPr>
-            </w:pPr>
-            <w:r>
-              <w:rPr>
-                <w:rFonts w:ascii="Times New Roman" w:hAnsi="Times New Roman" w:eastAsia="Times New Roman" w:cs="Times New Roman"/>
-                <w:i w:val="false"/>
-                <w:b w:val="false"/>
-                <w:u w:val="none"/>
-                <w:strike w:val="false"/>
-                <w:sz w:val="12"/>
-                <w:szCs w:val="12"/>
+                <w:sz w:val="24"/>
+                <w:szCs w:val="24"/>
+                <w:color w:val="000000"/>
+              </w:rPr>
+            </w:pPr>
+            <w:r>
+              <w:rPr>
+                <w:rFonts w:ascii="Times New Roman" w:hAnsi="Times New Roman" w:eastAsia="Times New Roman" w:cs="Times New Roman"/>
+                <w:i w:val="false"/>
+                <w:b w:val="false"/>
+                <w:u w:val="none"/>
+                <w:strike w:val="false"/>
+                <w:sz w:val="24"/>
+                <w:szCs w:val="24"/>
                 <w:color w:val="000000"/>
               </w:rPr>
               <w:t xml:space="preserve">34</w:t>
@@ -3347,20 +3347,20 @@
                 <w:b w:val="false"/>
                 <w:u w:val="none"/>
                 <w:strike w:val="false"/>
-                <w:sz w:val="12"/>
-                <w:szCs w:val="12"/>
-                <w:color w:val="000000"/>
-              </w:rPr>
-            </w:pPr>
-            <w:r>
-              <w:rPr>
-                <w:rFonts w:ascii="Times New Roman" w:hAnsi="Times New Roman" w:eastAsia="Times New Roman" w:cs="Times New Roman"/>
-                <w:i w:val="false"/>
-                <w:b w:val="false"/>
-                <w:u w:val="none"/>
-                <w:strike w:val="false"/>
-                <w:sz w:val="12"/>
-                <w:szCs w:val="12"/>
+                <w:sz w:val="24"/>
+                <w:szCs w:val="24"/>
+                <w:color w:val="000000"/>
+              </w:rPr>
+            </w:pPr>
+            <w:r>
+              <w:rPr>
+                <w:rFonts w:ascii="Times New Roman" w:hAnsi="Times New Roman" w:eastAsia="Times New Roman" w:cs="Times New Roman"/>
+                <w:i w:val="false"/>
+                <w:b w:val="false"/>
+                <w:u w:val="none"/>
+                <w:strike w:val="false"/>
+                <w:sz w:val="24"/>
+                <w:szCs w:val="24"/>
                 <w:color w:val="000000"/>
               </w:rPr>
               <w:t xml:space="preserve">0,732</w:t>
@@ -3402,20 +3402,20 @@
                 <w:b w:val="false"/>
                 <w:u w:val="none"/>
                 <w:strike w:val="false"/>
-                <w:sz w:val="12"/>
-                <w:szCs w:val="12"/>
-                <w:color w:val="000000"/>
-              </w:rPr>
-            </w:pPr>
-            <w:r>
-              <w:rPr>
-                <w:rFonts w:ascii="Times New Roman" w:hAnsi="Times New Roman" w:eastAsia="Times New Roman" w:cs="Times New Roman"/>
-                <w:i w:val="false"/>
-                <w:b w:val="false"/>
-                <w:u w:val="none"/>
-                <w:strike w:val="false"/>
-                <w:sz w:val="12"/>
-                <w:szCs w:val="12"/>
+                <w:sz w:val="24"/>
+                <w:szCs w:val="24"/>
+                <w:color w:val="000000"/>
+              </w:rPr>
+            </w:pPr>
+            <w:r>
+              <w:rPr>
+                <w:rFonts w:ascii="Times New Roman" w:hAnsi="Times New Roman" w:eastAsia="Times New Roman" w:cs="Times New Roman"/>
+                <w:i w:val="false"/>
+                <w:b w:val="false"/>
+                <w:u w:val="none"/>
+                <w:strike w:val="false"/>
+                <w:sz w:val="24"/>
+                <w:szCs w:val="24"/>
                 <w:color w:val="000000"/>
               </w:rPr>
               <w:t xml:space="preserve">0,58–0,85</w:t>
@@ -3457,20 +3457,20 @@
                 <w:b w:val="false"/>
                 <w:u w:val="none"/>
                 <w:strike w:val="false"/>
-                <w:sz w:val="12"/>
-                <w:szCs w:val="12"/>
-                <w:color w:val="000000"/>
-              </w:rPr>
-            </w:pPr>
-            <w:r>
-              <w:rPr>
-                <w:rFonts w:ascii="Times New Roman" w:hAnsi="Times New Roman" w:eastAsia="Times New Roman" w:cs="Times New Roman"/>
-                <w:i w:val="false"/>
-                <w:b w:val="false"/>
-                <w:u w:val="none"/>
-                <w:strike w:val="false"/>
-                <w:sz w:val="12"/>
-                <w:szCs w:val="12"/>
+                <w:sz w:val="24"/>
+                <w:szCs w:val="24"/>
+                <w:color w:val="000000"/>
+              </w:rPr>
+            </w:pPr>
+            <w:r>
+              <w:rPr>
+                <w:rFonts w:ascii="Times New Roman" w:hAnsi="Times New Roman" w:eastAsia="Times New Roman" w:cs="Times New Roman"/>
+                <w:i w:val="false"/>
+                <w:b w:val="false"/>
+                <w:u w:val="none"/>
+                <w:strike w:val="false"/>
+                <w:sz w:val="24"/>
+                <w:szCs w:val="24"/>
                 <w:color w:val="000000"/>
               </w:rPr>
               <w:t xml:space="preserve">0,754</w:t>
@@ -3512,20 +3512,20 @@
                 <w:b w:val="false"/>
                 <w:u w:val="none"/>
                 <w:strike w:val="false"/>
-                <w:sz w:val="12"/>
-                <w:szCs w:val="12"/>
-                <w:color w:val="000000"/>
-              </w:rPr>
-            </w:pPr>
-            <w:r>
-              <w:rPr>
-                <w:rFonts w:ascii="Times New Roman" w:hAnsi="Times New Roman" w:eastAsia="Times New Roman" w:cs="Times New Roman"/>
-                <w:i w:val="false"/>
-                <w:b w:val="false"/>
-                <w:u w:val="none"/>
-                <w:strike w:val="false"/>
-                <w:sz w:val="12"/>
-                <w:szCs w:val="12"/>
+                <w:sz w:val="24"/>
+                <w:szCs w:val="24"/>
+                <w:color w:val="000000"/>
+              </w:rPr>
+            </w:pPr>
+            <w:r>
+              <w:rPr>
+                <w:rFonts w:ascii="Times New Roman" w:hAnsi="Times New Roman" w:eastAsia="Times New Roman" w:cs="Times New Roman"/>
+                <w:i w:val="false"/>
+                <w:b w:val="false"/>
+                <w:u w:val="none"/>
+                <w:strike w:val="false"/>
+                <w:sz w:val="24"/>
+                <w:szCs w:val="24"/>
                 <w:color w:val="000000"/>
               </w:rPr>
               <w:t xml:space="preserve">0,852</w:t>
@@ -3567,20 +3567,20 @@
                 <w:b w:val="false"/>
                 <w:u w:val="none"/>
                 <w:strike w:val="false"/>
-                <w:sz w:val="12"/>
-                <w:szCs w:val="12"/>
-                <w:color w:val="000000"/>
-              </w:rPr>
-            </w:pPr>
-            <w:r>
-              <w:rPr>
-                <w:rFonts w:ascii="Times New Roman" w:hAnsi="Times New Roman" w:eastAsia="Times New Roman" w:cs="Times New Roman"/>
-                <w:i w:val="false"/>
-                <w:b w:val="false"/>
-                <w:u w:val="none"/>
-                <w:strike w:val="false"/>
-                <w:sz w:val="12"/>
-                <w:szCs w:val="12"/>
+                <w:sz w:val="24"/>
+                <w:szCs w:val="24"/>
+                <w:color w:val="000000"/>
+              </w:rPr>
+            </w:pPr>
+            <w:r>
+              <w:rPr>
+                <w:rFonts w:ascii="Times New Roman" w:hAnsi="Times New Roman" w:eastAsia="Times New Roman" w:cs="Times New Roman"/>
+                <w:i w:val="false"/>
+                <w:b w:val="false"/>
+                <w:u w:val="none"/>
+                <w:strike w:val="false"/>
+                <w:sz w:val="24"/>
+                <w:szCs w:val="24"/>
                 <w:color w:val="000000"/>
               </w:rPr>
               <w:t xml:space="preserve">0,676</w:t>
@@ -3622,20 +3622,20 @@
                 <w:b w:val="false"/>
                 <w:u w:val="none"/>
                 <w:strike w:val="false"/>
-                <w:sz w:val="12"/>
-                <w:szCs w:val="12"/>
-                <w:color w:val="000000"/>
-              </w:rPr>
-            </w:pPr>
-            <w:r>
-              <w:rPr>
-                <w:rFonts w:ascii="Times New Roman" w:hAnsi="Times New Roman" w:eastAsia="Times New Roman" w:cs="Times New Roman"/>
-                <w:i w:val="false"/>
-                <w:b w:val="false"/>
-                <w:u w:val="none"/>
-                <w:strike w:val="false"/>
-                <w:sz w:val="12"/>
-                <w:szCs w:val="12"/>
+                <w:sz w:val="24"/>
+                <w:szCs w:val="24"/>
+                <w:color w:val="000000"/>
+              </w:rPr>
+            </w:pPr>
+            <w:r>
+              <w:rPr>
+                <w:rFonts w:ascii="Times New Roman" w:hAnsi="Times New Roman" w:eastAsia="Times New Roman" w:cs="Times New Roman"/>
+                <w:i w:val="false"/>
+                <w:b w:val="false"/>
+                <w:u w:val="none"/>
+                <w:strike w:val="false"/>
+                <w:sz w:val="24"/>
+                <w:szCs w:val="24"/>
                 <w:color w:val="000000"/>
               </w:rPr>
               <w:t xml:space="preserve">Sí</w:t>
@@ -3646,7 +3646,7 @@
       <w:tr>
         <w:trPr>
           <w:cantSplit/>
-          <w:trHeight w:val="264" w:hRule="auto"/>
+          <w:trHeight w:val="552" w:hRule="auto"/>
         </w:trPr>
         <w:tc>
           <w:tcPr>
@@ -3683,20 +3683,20 @@
                 <w:b w:val="false"/>
                 <w:u w:val="none"/>
                 <w:strike w:val="false"/>
-                <w:sz w:val="12"/>
-                <w:szCs w:val="12"/>
-                <w:color w:val="000000"/>
-              </w:rPr>
-            </w:pPr>
-            <w:r>
-              <w:rPr>
-                <w:rFonts w:ascii="Times New Roman" w:hAnsi="Times New Roman" w:eastAsia="Times New Roman" w:cs="Times New Roman"/>
-                <w:i w:val="false"/>
-                <w:b w:val="false"/>
-                <w:u w:val="none"/>
-                <w:strike w:val="false"/>
-                <w:sz w:val="12"/>
-                <w:szCs w:val="12"/>
+                <w:sz w:val="24"/>
+                <w:szCs w:val="24"/>
+                <w:color w:val="000000"/>
+              </w:rPr>
+            </w:pPr>
+            <w:r>
+              <w:rPr>
+                <w:rFonts w:ascii="Times New Roman" w:hAnsi="Times New Roman" w:eastAsia="Times New Roman" w:cs="Times New Roman"/>
+                <w:i w:val="false"/>
+                <w:b w:val="false"/>
+                <w:u w:val="none"/>
+                <w:strike w:val="false"/>
+                <w:sz w:val="24"/>
+                <w:szCs w:val="24"/>
                 <w:color w:val="000000"/>
               </w:rPr>
               <w:t xml:space="preserve">Propiedad individual de los fondos</w:t>
@@ -3738,20 +3738,20 @@
                 <w:b w:val="false"/>
                 <w:u w:val="none"/>
                 <w:strike w:val="false"/>
-                <w:sz w:val="12"/>
-                <w:szCs w:val="12"/>
-                <w:color w:val="000000"/>
-              </w:rPr>
-            </w:pPr>
-            <w:r>
-              <w:rPr>
-                <w:rFonts w:ascii="Times New Roman" w:hAnsi="Times New Roman" w:eastAsia="Times New Roman" w:cs="Times New Roman"/>
-                <w:i w:val="false"/>
-                <w:b w:val="false"/>
-                <w:u w:val="none"/>
-                <w:strike w:val="false"/>
-                <w:sz w:val="12"/>
-                <w:szCs w:val="12"/>
+                <w:sz w:val="24"/>
+                <w:szCs w:val="24"/>
+                <w:color w:val="000000"/>
+              </w:rPr>
+            </w:pPr>
+            <w:r>
+              <w:rPr>
+                <w:rFonts w:ascii="Times New Roman" w:hAnsi="Times New Roman" w:eastAsia="Times New Roman" w:cs="Times New Roman"/>
+                <w:i w:val="false"/>
+                <w:b w:val="false"/>
+                <w:u w:val="none"/>
+                <w:strike w:val="false"/>
+                <w:sz w:val="24"/>
+                <w:szCs w:val="24"/>
                 <w:color w:val="000000"/>
               </w:rPr>
               <w:t xml:space="preserve">30</w:t>
@@ -3793,20 +3793,20 @@
                 <w:b w:val="false"/>
                 <w:u w:val="none"/>
                 <w:strike w:val="false"/>
-                <w:sz w:val="12"/>
-                <w:szCs w:val="12"/>
-                <w:color w:val="000000"/>
-              </w:rPr>
-            </w:pPr>
-            <w:r>
-              <w:rPr>
-                <w:rFonts w:ascii="Times New Roman" w:hAnsi="Times New Roman" w:eastAsia="Times New Roman" w:cs="Times New Roman"/>
-                <w:i w:val="false"/>
-                <w:b w:val="false"/>
-                <w:u w:val="none"/>
-                <w:strike w:val="false"/>
-                <w:sz w:val="12"/>
-                <w:szCs w:val="12"/>
+                <w:sz w:val="24"/>
+                <w:szCs w:val="24"/>
+                <w:color w:val="000000"/>
+              </w:rPr>
+            </w:pPr>
+            <w:r>
+              <w:rPr>
+                <w:rFonts w:ascii="Times New Roman" w:hAnsi="Times New Roman" w:eastAsia="Times New Roman" w:cs="Times New Roman"/>
+                <w:i w:val="false"/>
+                <w:b w:val="false"/>
+                <w:u w:val="none"/>
+                <w:strike w:val="false"/>
+                <w:sz w:val="24"/>
+                <w:szCs w:val="24"/>
                 <w:color w:val="000000"/>
               </w:rPr>
               <w:t xml:space="preserve">0,797</w:t>
@@ -3848,20 +3848,20 @@
                 <w:b w:val="false"/>
                 <w:u w:val="none"/>
                 <w:strike w:val="false"/>
-                <w:sz w:val="12"/>
-                <w:szCs w:val="12"/>
-                <w:color w:val="000000"/>
-              </w:rPr>
-            </w:pPr>
-            <w:r>
-              <w:rPr>
-                <w:rFonts w:ascii="Times New Roman" w:hAnsi="Times New Roman" w:eastAsia="Times New Roman" w:cs="Times New Roman"/>
-                <w:i w:val="false"/>
-                <w:b w:val="false"/>
-                <w:u w:val="none"/>
-                <w:strike w:val="false"/>
-                <w:sz w:val="12"/>
-                <w:szCs w:val="12"/>
+                <w:sz w:val="24"/>
+                <w:szCs w:val="24"/>
+                <w:color w:val="000000"/>
+              </w:rPr>
+            </w:pPr>
+            <w:r>
+              <w:rPr>
+                <w:rFonts w:ascii="Times New Roman" w:hAnsi="Times New Roman" w:eastAsia="Times New Roman" w:cs="Times New Roman"/>
+                <w:i w:val="false"/>
+                <w:b w:val="false"/>
+                <w:u w:val="none"/>
+                <w:strike w:val="false"/>
+                <w:sz w:val="24"/>
+                <w:szCs w:val="24"/>
                 <w:color w:val="000000"/>
               </w:rPr>
               <w:t xml:space="preserve">0,68–0,89</w:t>
@@ -3903,20 +3903,20 @@
                 <w:b w:val="false"/>
                 <w:u w:val="none"/>
                 <w:strike w:val="false"/>
-                <w:sz w:val="12"/>
-                <w:szCs w:val="12"/>
-                <w:color w:val="000000"/>
-              </w:rPr>
-            </w:pPr>
-            <w:r>
-              <w:rPr>
-                <w:rFonts w:ascii="Times New Roman" w:hAnsi="Times New Roman" w:eastAsia="Times New Roman" w:cs="Times New Roman"/>
-                <w:i w:val="false"/>
-                <w:b w:val="false"/>
-                <w:u w:val="none"/>
-                <w:strike w:val="false"/>
-                <w:sz w:val="12"/>
-                <w:szCs w:val="12"/>
+                <w:sz w:val="24"/>
+                <w:szCs w:val="24"/>
+                <w:color w:val="000000"/>
+              </w:rPr>
+            </w:pPr>
+            <w:r>
+              <w:rPr>
+                <w:rFonts w:ascii="Times New Roman" w:hAnsi="Times New Roman" w:eastAsia="Times New Roman" w:cs="Times New Roman"/>
+                <w:i w:val="false"/>
+                <w:b w:val="false"/>
+                <w:u w:val="none"/>
+                <w:strike w:val="false"/>
+                <w:sz w:val="24"/>
+                <w:szCs w:val="24"/>
                 <w:color w:val="000000"/>
               </w:rPr>
               <w:t xml:space="preserve">0,817</w:t>
@@ -3958,20 +3958,20 @@
                 <w:b w:val="false"/>
                 <w:u w:val="none"/>
                 <w:strike w:val="false"/>
-                <w:sz w:val="12"/>
-                <w:szCs w:val="12"/>
-                <w:color w:val="000000"/>
-              </w:rPr>
-            </w:pPr>
-            <w:r>
-              <w:rPr>
-                <w:rFonts w:ascii="Times New Roman" w:hAnsi="Times New Roman" w:eastAsia="Times New Roman" w:cs="Times New Roman"/>
-                <w:i w:val="false"/>
-                <w:b w:val="false"/>
-                <w:u w:val="none"/>
-                <w:strike w:val="false"/>
-                <w:sz w:val="12"/>
-                <w:szCs w:val="12"/>
+                <w:sz w:val="24"/>
+                <w:szCs w:val="24"/>
+                <w:color w:val="000000"/>
+              </w:rPr>
+            </w:pPr>
+            <w:r>
+              <w:rPr>
+                <w:rFonts w:ascii="Times New Roman" w:hAnsi="Times New Roman" w:eastAsia="Times New Roman" w:cs="Times New Roman"/>
+                <w:i w:val="false"/>
+                <w:b w:val="false"/>
+                <w:u w:val="none"/>
+                <w:strike w:val="false"/>
+                <w:sz w:val="24"/>
+                <w:szCs w:val="24"/>
                 <w:color w:val="000000"/>
               </w:rPr>
               <w:t xml:space="preserve">0,707</w:t>
@@ -4013,20 +4013,20 @@
                 <w:b w:val="false"/>
                 <w:u w:val="none"/>
                 <w:strike w:val="false"/>
-                <w:sz w:val="12"/>
-                <w:szCs w:val="12"/>
-                <w:color w:val="000000"/>
-              </w:rPr>
-            </w:pPr>
-            <w:r>
-              <w:rPr>
-                <w:rFonts w:ascii="Times New Roman" w:hAnsi="Times New Roman" w:eastAsia="Times New Roman" w:cs="Times New Roman"/>
-                <w:i w:val="false"/>
-                <w:b w:val="false"/>
-                <w:u w:val="none"/>
-                <w:strike w:val="false"/>
-                <w:sz w:val="12"/>
-                <w:szCs w:val="12"/>
+                <w:sz w:val="24"/>
+                <w:szCs w:val="24"/>
+                <w:color w:val="000000"/>
+              </w:rPr>
+            </w:pPr>
+            <w:r>
+              <w:rPr>
+                <w:rFonts w:ascii="Times New Roman" w:hAnsi="Times New Roman" w:eastAsia="Times New Roman" w:cs="Times New Roman"/>
+                <w:i w:val="false"/>
+                <w:b w:val="false"/>
+                <w:u w:val="none"/>
+                <w:strike w:val="false"/>
+                <w:sz w:val="24"/>
+                <w:szCs w:val="24"/>
                 <w:color w:val="000000"/>
               </w:rPr>
               <w:t xml:space="preserve">0,967</w:t>
@@ -4068,20 +4068,20 @@
                 <w:b w:val="false"/>
                 <w:u w:val="none"/>
                 <w:strike w:val="false"/>
-                <w:sz w:val="12"/>
-                <w:szCs w:val="12"/>
-                <w:color w:val="000000"/>
-              </w:rPr>
-            </w:pPr>
-            <w:r>
-              <w:rPr>
-                <w:rFonts w:ascii="Times New Roman" w:hAnsi="Times New Roman" w:eastAsia="Times New Roman" w:cs="Times New Roman"/>
-                <w:i w:val="false"/>
-                <w:b w:val="false"/>
-                <w:u w:val="none"/>
-                <w:strike w:val="false"/>
-                <w:sz w:val="12"/>
-                <w:szCs w:val="12"/>
+                <w:sz w:val="24"/>
+                <w:szCs w:val="24"/>
+                <w:color w:val="000000"/>
+              </w:rPr>
+            </w:pPr>
+            <w:r>
+              <w:rPr>
+                <w:rFonts w:ascii="Times New Roman" w:hAnsi="Times New Roman" w:eastAsia="Times New Roman" w:cs="Times New Roman"/>
+                <w:i w:val="false"/>
+                <w:b w:val="false"/>
+                <w:u w:val="none"/>
+                <w:strike w:val="false"/>
+                <w:sz w:val="24"/>
+                <w:szCs w:val="24"/>
                 <w:color w:val="000000"/>
               </w:rPr>
               <w:t xml:space="preserve">Sí</w:t>
@@ -4092,7 +4092,7 @@
       <w:tr>
         <w:trPr>
           <w:cantSplit/>
-          <w:trHeight w:val="264" w:hRule="auto"/>
+          <w:trHeight w:val="552" w:hRule="auto"/>
         </w:trPr>
         <w:tc>
           <w:tcPr>
@@ -4129,20 +4129,20 @@
                 <w:b w:val="false"/>
                 <w:u w:val="none"/>
                 <w:strike w:val="false"/>
-                <w:sz w:val="12"/>
-                <w:szCs w:val="12"/>
-                <w:color w:val="000000"/>
-              </w:rPr>
-            </w:pPr>
-            <w:r>
-              <w:rPr>
-                <w:rFonts w:ascii="Times New Roman" w:hAnsi="Times New Roman" w:eastAsia="Times New Roman" w:cs="Times New Roman"/>
-                <w:i w:val="false"/>
-                <w:b w:val="false"/>
-                <w:u w:val="none"/>
-                <w:strike w:val="false"/>
-                <w:sz w:val="12"/>
-                <w:szCs w:val="12"/>
+                <w:sz w:val="24"/>
+                <w:szCs w:val="24"/>
+                <w:color w:val="000000"/>
+              </w:rPr>
+            </w:pPr>
+            <w:r>
+              <w:rPr>
+                <w:rFonts w:ascii="Times New Roman" w:hAnsi="Times New Roman" w:eastAsia="Times New Roman" w:cs="Times New Roman"/>
+                <w:i w:val="false"/>
+                <w:b w:val="false"/>
+                <w:u w:val="none"/>
+                <w:strike w:val="false"/>
+                <w:sz w:val="24"/>
+                <w:szCs w:val="24"/>
                 <w:color w:val="000000"/>
               </w:rPr>
               <w:t xml:space="preserve">Solidaridad como deber colectivo</w:t>
@@ -4184,20 +4184,20 @@
                 <w:b w:val="false"/>
                 <w:u w:val="none"/>
                 <w:strike w:val="false"/>
-                <w:sz w:val="12"/>
-                <w:szCs w:val="12"/>
-                <w:color w:val="000000"/>
-              </w:rPr>
-            </w:pPr>
-            <w:r>
-              <w:rPr>
-                <w:rFonts w:ascii="Times New Roman" w:hAnsi="Times New Roman" w:eastAsia="Times New Roman" w:cs="Times New Roman"/>
-                <w:i w:val="false"/>
-                <w:b w:val="false"/>
-                <w:u w:val="none"/>
-                <w:strike w:val="false"/>
-                <w:sz w:val="12"/>
-                <w:szCs w:val="12"/>
+                <w:sz w:val="24"/>
+                <w:szCs w:val="24"/>
+                <w:color w:val="000000"/>
+              </w:rPr>
+            </w:pPr>
+            <w:r>
+              <w:rPr>
+                <w:rFonts w:ascii="Times New Roman" w:hAnsi="Times New Roman" w:eastAsia="Times New Roman" w:cs="Times New Roman"/>
+                <w:i w:val="false"/>
+                <w:b w:val="false"/>
+                <w:u w:val="none"/>
+                <w:strike w:val="false"/>
+                <w:sz w:val="24"/>
+                <w:szCs w:val="24"/>
                 <w:color w:val="000000"/>
               </w:rPr>
               <w:t xml:space="preserve">26</w:t>
@@ -4239,20 +4239,20 @@
                 <w:b w:val="false"/>
                 <w:u w:val="none"/>
                 <w:strike w:val="false"/>
-                <w:sz w:val="12"/>
-                <w:szCs w:val="12"/>
-                <w:color w:val="000000"/>
-              </w:rPr>
-            </w:pPr>
-            <w:r>
-              <w:rPr>
-                <w:rFonts w:ascii="Times New Roman" w:hAnsi="Times New Roman" w:eastAsia="Times New Roman" w:cs="Times New Roman"/>
-                <w:i w:val="false"/>
-                <w:b w:val="false"/>
-                <w:u w:val="none"/>
-                <w:strike w:val="false"/>
-                <w:sz w:val="12"/>
-                <w:szCs w:val="12"/>
+                <w:sz w:val="24"/>
+                <w:szCs w:val="24"/>
+                <w:color w:val="000000"/>
+              </w:rPr>
+            </w:pPr>
+            <w:r>
+              <w:rPr>
+                <w:rFonts w:ascii="Times New Roman" w:hAnsi="Times New Roman" w:eastAsia="Times New Roman" w:cs="Times New Roman"/>
+                <w:i w:val="false"/>
+                <w:b w:val="false"/>
+                <w:u w:val="none"/>
+                <w:strike w:val="false"/>
+                <w:sz w:val="24"/>
+                <w:szCs w:val="24"/>
                 <w:color w:val="000000"/>
               </w:rPr>
               <w:t xml:space="preserve">0,642</w:t>
@@ -4294,20 +4294,20 @@
                 <w:b w:val="false"/>
                 <w:u w:val="none"/>
                 <w:strike w:val="false"/>
-                <w:sz w:val="12"/>
-                <w:szCs w:val="12"/>
-                <w:color w:val="000000"/>
-              </w:rPr>
-            </w:pPr>
-            <w:r>
-              <w:rPr>
-                <w:rFonts w:ascii="Times New Roman" w:hAnsi="Times New Roman" w:eastAsia="Times New Roman" w:cs="Times New Roman"/>
-                <w:i w:val="false"/>
-                <w:b w:val="false"/>
-                <w:u w:val="none"/>
-                <w:strike w:val="false"/>
-                <w:sz w:val="12"/>
-                <w:szCs w:val="12"/>
+                <w:sz w:val="24"/>
+                <w:szCs w:val="24"/>
+                <w:color w:val="000000"/>
+              </w:rPr>
+            </w:pPr>
+            <w:r>
+              <w:rPr>
+                <w:rFonts w:ascii="Times New Roman" w:hAnsi="Times New Roman" w:eastAsia="Times New Roman" w:cs="Times New Roman"/>
+                <w:i w:val="false"/>
+                <w:b w:val="false"/>
+                <w:u w:val="none"/>
+                <w:strike w:val="false"/>
+                <w:sz w:val="24"/>
+                <w:szCs w:val="24"/>
                 <w:color w:val="000000"/>
               </w:rPr>
               <w:t xml:space="preserve">0,46–0,79</w:t>
@@ -4349,20 +4349,20 @@
                 <w:b w:val="false"/>
                 <w:u w:val="none"/>
                 <w:strike w:val="false"/>
-                <w:sz w:val="12"/>
-                <w:szCs w:val="12"/>
-                <w:color w:val="000000"/>
-              </w:rPr>
-            </w:pPr>
-            <w:r>
-              <w:rPr>
-                <w:rFonts w:ascii="Times New Roman" w:hAnsi="Times New Roman" w:eastAsia="Times New Roman" w:cs="Times New Roman"/>
-                <w:i w:val="false"/>
-                <w:b w:val="false"/>
-                <w:u w:val="none"/>
-                <w:strike w:val="false"/>
-                <w:sz w:val="12"/>
-                <w:szCs w:val="12"/>
+                <w:sz w:val="24"/>
+                <w:szCs w:val="24"/>
+                <w:color w:val="000000"/>
+              </w:rPr>
+            </w:pPr>
+            <w:r>
+              <w:rPr>
+                <w:rFonts w:ascii="Times New Roman" w:hAnsi="Times New Roman" w:eastAsia="Times New Roman" w:cs="Times New Roman"/>
+                <w:i w:val="false"/>
+                <w:b w:val="false"/>
+                <w:u w:val="none"/>
+                <w:strike w:val="false"/>
+                <w:sz w:val="24"/>
+                <w:szCs w:val="24"/>
                 <w:color w:val="000000"/>
               </w:rPr>
               <w:t xml:space="preserve">0,667</w:t>
@@ -4404,20 +4404,20 @@
                 <w:b w:val="false"/>
                 <w:u w:val="none"/>
                 <w:strike w:val="false"/>
-                <w:sz w:val="12"/>
-                <w:szCs w:val="12"/>
-                <w:color w:val="000000"/>
-              </w:rPr>
-            </w:pPr>
-            <w:r>
-              <w:rPr>
-                <w:rFonts w:ascii="Times New Roman" w:hAnsi="Times New Roman" w:eastAsia="Times New Roman" w:cs="Times New Roman"/>
-                <w:i w:val="false"/>
-                <w:b w:val="false"/>
-                <w:u w:val="none"/>
-                <w:strike w:val="false"/>
-                <w:sz w:val="12"/>
-                <w:szCs w:val="12"/>
+                <w:sz w:val="24"/>
+                <w:szCs w:val="24"/>
+                <w:color w:val="000000"/>
+              </w:rPr>
+            </w:pPr>
+            <w:r>
+              <w:rPr>
+                <w:rFonts w:ascii="Times New Roman" w:hAnsi="Times New Roman" w:eastAsia="Times New Roman" w:cs="Times New Roman"/>
+                <w:i w:val="false"/>
+                <w:b w:val="false"/>
+                <w:u w:val="none"/>
+                <w:strike w:val="false"/>
+                <w:sz w:val="24"/>
+                <w:szCs w:val="24"/>
                 <w:color w:val="000000"/>
               </w:rPr>
               <w:t xml:space="preserve">0,680</w:t>
@@ -4459,20 +4459,20 @@
                 <w:b w:val="false"/>
                 <w:u w:val="none"/>
                 <w:strike w:val="false"/>
-                <w:sz w:val="12"/>
-                <w:szCs w:val="12"/>
-                <w:color w:val="000000"/>
-              </w:rPr>
-            </w:pPr>
-            <w:r>
-              <w:rPr>
-                <w:rFonts w:ascii="Times New Roman" w:hAnsi="Times New Roman" w:eastAsia="Times New Roman" w:cs="Times New Roman"/>
-                <w:i w:val="false"/>
-                <w:b w:val="false"/>
-                <w:u w:val="none"/>
-                <w:strike w:val="false"/>
-                <w:sz w:val="12"/>
-                <w:szCs w:val="12"/>
+                <w:sz w:val="24"/>
+                <w:szCs w:val="24"/>
+                <w:color w:val="000000"/>
+              </w:rPr>
+            </w:pPr>
+            <w:r>
+              <w:rPr>
+                <w:rFonts w:ascii="Times New Roman" w:hAnsi="Times New Roman" w:eastAsia="Times New Roman" w:cs="Times New Roman"/>
+                <w:i w:val="false"/>
+                <w:b w:val="false"/>
+                <w:u w:val="none"/>
+                <w:strike w:val="false"/>
+                <w:sz w:val="24"/>
+                <w:szCs w:val="24"/>
                 <w:color w:val="000000"/>
               </w:rPr>
               <w:t xml:space="preserve">0,654</w:t>
@@ -4514,20 +4514,20 @@
                 <w:b w:val="false"/>
                 <w:u w:val="none"/>
                 <w:strike w:val="false"/>
-                <w:sz w:val="12"/>
-                <w:szCs w:val="12"/>
-                <w:color w:val="000000"/>
-              </w:rPr>
-            </w:pPr>
-            <w:r>
-              <w:rPr>
-                <w:rFonts w:ascii="Times New Roman" w:hAnsi="Times New Roman" w:eastAsia="Times New Roman" w:cs="Times New Roman"/>
-                <w:i w:val="false"/>
-                <w:b w:val="false"/>
-                <w:u w:val="none"/>
-                <w:strike w:val="false"/>
-                <w:sz w:val="12"/>
-                <w:szCs w:val="12"/>
+                <w:sz w:val="24"/>
+                <w:szCs w:val="24"/>
+                <w:color w:val="000000"/>
+              </w:rPr>
+            </w:pPr>
+            <w:r>
+              <w:rPr>
+                <w:rFonts w:ascii="Times New Roman" w:hAnsi="Times New Roman" w:eastAsia="Times New Roman" w:cs="Times New Roman"/>
+                <w:i w:val="false"/>
+                <w:b w:val="false"/>
+                <w:u w:val="none"/>
+                <w:strike w:val="false"/>
+                <w:sz w:val="24"/>
+                <w:szCs w:val="24"/>
                 <w:color w:val="000000"/>
               </w:rPr>
               <w:t xml:space="preserve">Sí</w:t>
@@ -4538,7 +4538,7 @@
       <w:tr>
         <w:trPr>
           <w:cantSplit/>
-          <w:trHeight w:val="264" w:hRule="auto"/>
+          <w:trHeight w:val="552" w:hRule="auto"/>
         </w:trPr>
         <w:tc>
           <w:tcPr>
@@ -4575,20 +4575,20 @@
                 <w:b w:val="false"/>
                 <w:u w:val="none"/>
                 <w:strike w:val="false"/>
-                <w:sz w:val="12"/>
-                <w:szCs w:val="12"/>
-                <w:color w:val="000000"/>
-              </w:rPr>
-            </w:pPr>
-            <w:r>
-              <w:rPr>
-                <w:rFonts w:ascii="Times New Roman" w:hAnsi="Times New Roman" w:eastAsia="Times New Roman" w:cs="Times New Roman"/>
-                <w:i w:val="false"/>
-                <w:b w:val="false"/>
-                <w:u w:val="none"/>
-                <w:strike w:val="false"/>
-                <w:sz w:val="12"/>
-                <w:szCs w:val="12"/>
+                <w:sz w:val="24"/>
+                <w:szCs w:val="24"/>
+                <w:color w:val="000000"/>
+              </w:rPr>
+            </w:pPr>
+            <w:r>
+              <w:rPr>
+                <w:rFonts w:ascii="Times New Roman" w:hAnsi="Times New Roman" w:eastAsia="Times New Roman" w:cs="Times New Roman"/>
+                <w:i w:val="false"/>
+                <w:b w:val="false"/>
+                <w:u w:val="none"/>
+                <w:strike w:val="false"/>
+                <w:sz w:val="24"/>
+                <w:szCs w:val="24"/>
                 <w:color w:val="000000"/>
               </w:rPr>
               <w:t xml:space="preserve">Conciencia de costos como restricción de gasto</w:t>
@@ -4630,20 +4630,20 @@
                 <w:b w:val="false"/>
                 <w:u w:val="none"/>
                 <w:strike w:val="false"/>
-                <w:sz w:val="12"/>
-                <w:szCs w:val="12"/>
-                <w:color w:val="000000"/>
-              </w:rPr>
-            </w:pPr>
-            <w:r>
-              <w:rPr>
-                <w:rFonts w:ascii="Times New Roman" w:hAnsi="Times New Roman" w:eastAsia="Times New Roman" w:cs="Times New Roman"/>
-                <w:i w:val="false"/>
-                <w:b w:val="false"/>
-                <w:u w:val="none"/>
-                <w:strike w:val="false"/>
-                <w:sz w:val="12"/>
-                <w:szCs w:val="12"/>
+                <w:sz w:val="24"/>
+                <w:szCs w:val="24"/>
+                <w:color w:val="000000"/>
+              </w:rPr>
+            </w:pPr>
+            <w:r>
+              <w:rPr>
+                <w:rFonts w:ascii="Times New Roman" w:hAnsi="Times New Roman" w:eastAsia="Times New Roman" w:cs="Times New Roman"/>
+                <w:i w:val="false"/>
+                <w:b w:val="false"/>
+                <w:u w:val="none"/>
+                <w:strike w:val="false"/>
+                <w:sz w:val="24"/>
+                <w:szCs w:val="24"/>
                 <w:color w:val="000000"/>
               </w:rPr>
               <w:t xml:space="preserve">25</w:t>
@@ -4685,20 +4685,20 @@
                 <w:b w:val="false"/>
                 <w:u w:val="none"/>
                 <w:strike w:val="false"/>
-                <w:sz w:val="12"/>
-                <w:szCs w:val="12"/>
-                <w:color w:val="000000"/>
-              </w:rPr>
-            </w:pPr>
-            <w:r>
-              <w:rPr>
-                <w:rFonts w:ascii="Times New Roman" w:hAnsi="Times New Roman" w:eastAsia="Times New Roman" w:cs="Times New Roman"/>
-                <w:i w:val="false"/>
-                <w:b w:val="false"/>
-                <w:u w:val="none"/>
-                <w:strike w:val="false"/>
-                <w:sz w:val="12"/>
-                <w:szCs w:val="12"/>
+                <w:sz w:val="24"/>
+                <w:szCs w:val="24"/>
+                <w:color w:val="000000"/>
+              </w:rPr>
+            </w:pPr>
+            <w:r>
+              <w:rPr>
+                <w:rFonts w:ascii="Times New Roman" w:hAnsi="Times New Roman" w:eastAsia="Times New Roman" w:cs="Times New Roman"/>
+                <w:i w:val="false"/>
+                <w:b w:val="false"/>
+                <w:u w:val="none"/>
+                <w:strike w:val="false"/>
+                <w:sz w:val="24"/>
+                <w:szCs w:val="24"/>
                 <w:color w:val="000000"/>
               </w:rPr>
               <w:t xml:space="preserve">0,524</w:t>
@@ -4740,20 +4740,20 @@
                 <w:b w:val="false"/>
                 <w:u w:val="none"/>
                 <w:strike w:val="false"/>
-                <w:sz w:val="12"/>
-                <w:szCs w:val="12"/>
-                <w:color w:val="000000"/>
-              </w:rPr>
-            </w:pPr>
-            <w:r>
-              <w:rPr>
-                <w:rFonts w:ascii="Times New Roman" w:hAnsi="Times New Roman" w:eastAsia="Times New Roman" w:cs="Times New Roman"/>
-                <w:i w:val="false"/>
-                <w:b w:val="false"/>
-                <w:u w:val="none"/>
-                <w:strike w:val="false"/>
-                <w:sz w:val="12"/>
-                <w:szCs w:val="12"/>
+                <w:sz w:val="24"/>
+                <w:szCs w:val="24"/>
+                <w:color w:val="000000"/>
+              </w:rPr>
+            </w:pPr>
+            <w:r>
+              <w:rPr>
+                <w:rFonts w:ascii="Times New Roman" w:hAnsi="Times New Roman" w:eastAsia="Times New Roman" w:cs="Times New Roman"/>
+                <w:i w:val="false"/>
+                <w:b w:val="false"/>
+                <w:u w:val="none"/>
+                <w:strike w:val="false"/>
+                <w:sz w:val="24"/>
+                <w:szCs w:val="24"/>
                 <w:color w:val="000000"/>
               </w:rPr>
               <w:t xml:space="preserve">0,35–0,67</w:t>
@@ -4795,20 +4795,20 @@
                 <w:b w:val="false"/>
                 <w:u w:val="none"/>
                 <w:strike w:val="false"/>
-                <w:sz w:val="12"/>
-                <w:szCs w:val="12"/>
-                <w:color w:val="000000"/>
-              </w:rPr>
-            </w:pPr>
-            <w:r>
-              <w:rPr>
-                <w:rFonts w:ascii="Times New Roman" w:hAnsi="Times New Roman" w:eastAsia="Times New Roman" w:cs="Times New Roman"/>
-                <w:i w:val="false"/>
-                <w:b w:val="false"/>
-                <w:u w:val="none"/>
-                <w:strike w:val="false"/>
-                <w:sz w:val="12"/>
-                <w:szCs w:val="12"/>
+                <w:sz w:val="24"/>
+                <w:szCs w:val="24"/>
+                <w:color w:val="000000"/>
+              </w:rPr>
+            </w:pPr>
+            <w:r>
+              <w:rPr>
+                <w:rFonts w:ascii="Times New Roman" w:hAnsi="Times New Roman" w:eastAsia="Times New Roman" w:cs="Times New Roman"/>
+                <w:i w:val="false"/>
+                <w:b w:val="false"/>
+                <w:u w:val="none"/>
+                <w:strike w:val="false"/>
+                <w:sz w:val="24"/>
+                <w:szCs w:val="24"/>
                 <w:color w:val="000000"/>
               </w:rPr>
               <w:t xml:space="preserve">0,561</w:t>
@@ -4850,20 +4850,20 @@
                 <w:b w:val="false"/>
                 <w:u w:val="none"/>
                 <w:strike w:val="false"/>
-                <w:sz w:val="12"/>
-                <w:szCs w:val="12"/>
-                <w:color w:val="000000"/>
-              </w:rPr>
-            </w:pPr>
-            <w:r>
-              <w:rPr>
-                <w:rFonts w:ascii="Times New Roman" w:hAnsi="Times New Roman" w:eastAsia="Times New Roman" w:cs="Times New Roman"/>
-                <w:i w:val="false"/>
-                <w:b w:val="false"/>
-                <w:u w:val="none"/>
-                <w:strike w:val="false"/>
-                <w:sz w:val="12"/>
-                <w:szCs w:val="12"/>
+                <w:sz w:val="24"/>
+                <w:szCs w:val="24"/>
+                <w:color w:val="000000"/>
+              </w:rPr>
+            </w:pPr>
+            <w:r>
+              <w:rPr>
+                <w:rFonts w:ascii="Times New Roman" w:hAnsi="Times New Roman" w:eastAsia="Times New Roman" w:cs="Times New Roman"/>
+                <w:i w:val="false"/>
+                <w:b w:val="false"/>
+                <w:u w:val="none"/>
+                <w:strike w:val="false"/>
+                <w:sz w:val="24"/>
+                <w:szCs w:val="24"/>
                 <w:color w:val="000000"/>
               </w:rPr>
               <w:t xml:space="preserve">0,500</w:t>
@@ -4905,20 +4905,20 @@
                 <w:b w:val="false"/>
                 <w:u w:val="none"/>
                 <w:strike w:val="false"/>
-                <w:sz w:val="12"/>
-                <w:szCs w:val="12"/>
-                <w:color w:val="000000"/>
-              </w:rPr>
-            </w:pPr>
-            <w:r>
-              <w:rPr>
-                <w:rFonts w:ascii="Times New Roman" w:hAnsi="Times New Roman" w:eastAsia="Times New Roman" w:cs="Times New Roman"/>
-                <w:i w:val="false"/>
-                <w:b w:val="false"/>
-                <w:u w:val="none"/>
-                <w:strike w:val="false"/>
-                <w:sz w:val="12"/>
-                <w:szCs w:val="12"/>
+                <w:sz w:val="24"/>
+                <w:szCs w:val="24"/>
+                <w:color w:val="000000"/>
+              </w:rPr>
+            </w:pPr>
+            <w:r>
+              <w:rPr>
+                <w:rFonts w:ascii="Times New Roman" w:hAnsi="Times New Roman" w:eastAsia="Times New Roman" w:cs="Times New Roman"/>
+                <w:i w:val="false"/>
+                <w:b w:val="false"/>
+                <w:u w:val="none"/>
+                <w:strike w:val="false"/>
+                <w:sz w:val="24"/>
+                <w:szCs w:val="24"/>
                 <w:color w:val="000000"/>
               </w:rPr>
               <w:t xml:space="preserve">0,640</w:t>
@@ -4960,20 +4960,20 @@
                 <w:b w:val="false"/>
                 <w:u w:val="none"/>
                 <w:strike w:val="false"/>
-                <w:sz w:val="12"/>
-                <w:szCs w:val="12"/>
-                <w:color w:val="000000"/>
-              </w:rPr>
-            </w:pPr>
-            <w:r>
-              <w:rPr>
-                <w:rFonts w:ascii="Times New Roman" w:hAnsi="Times New Roman" w:eastAsia="Times New Roman" w:cs="Times New Roman"/>
-                <w:i w:val="false"/>
-                <w:b w:val="false"/>
-                <w:u w:val="none"/>
-                <w:strike w:val="false"/>
-                <w:sz w:val="12"/>
-                <w:szCs w:val="12"/>
+                <w:sz w:val="24"/>
+                <w:szCs w:val="24"/>
+                <w:color w:val="000000"/>
+              </w:rPr>
+            </w:pPr>
+            <w:r>
+              <w:rPr>
+                <w:rFonts w:ascii="Times New Roman" w:hAnsi="Times New Roman" w:eastAsia="Times New Roman" w:cs="Times New Roman"/>
+                <w:i w:val="false"/>
+                <w:b w:val="false"/>
+                <w:u w:val="none"/>
+                <w:strike w:val="false"/>
+                <w:sz w:val="24"/>
+                <w:szCs w:val="24"/>
                 <w:color w:val="000000"/>
               </w:rPr>
               <w:t xml:space="preserve">No</w:t>
@@ -4984,7 +4984,7 @@
       <w:tr>
         <w:trPr>
           <w:cantSplit/>
-          <w:trHeight w:val="264" w:hRule="auto"/>
+          <w:trHeight w:val="552" w:hRule="auto"/>
         </w:trPr>
         <w:tc>
           <w:tcPr>
@@ -5021,20 +5021,20 @@
                 <w:b w:val="false"/>
                 <w:u w:val="none"/>
                 <w:strike w:val="false"/>
-                <w:sz w:val="12"/>
-                <w:szCs w:val="12"/>
-                <w:color w:val="000000"/>
-              </w:rPr>
-            </w:pPr>
-            <w:r>
-              <w:rPr>
-                <w:rFonts w:ascii="Times New Roman" w:hAnsi="Times New Roman" w:eastAsia="Times New Roman" w:cs="Times New Roman"/>
-                <w:i w:val="false"/>
-                <w:b w:val="false"/>
-                <w:u w:val="none"/>
-                <w:strike w:val="false"/>
-                <w:sz w:val="12"/>
-                <w:szCs w:val="12"/>
+                <w:sz w:val="24"/>
+                <w:szCs w:val="24"/>
+                <w:color w:val="000000"/>
+              </w:rPr>
+            </w:pPr>
+            <w:r>
+              <w:rPr>
+                <w:rFonts w:ascii="Times New Roman" w:hAnsi="Times New Roman" w:eastAsia="Times New Roman" w:cs="Times New Roman"/>
+                <w:i w:val="false"/>
+                <w:b w:val="false"/>
+                <w:u w:val="none"/>
+                <w:strike w:val="false"/>
+                <w:sz w:val="24"/>
+                <w:szCs w:val="24"/>
                 <w:color w:val="000000"/>
               </w:rPr>
               <w:t xml:space="preserve">Ilegitimidad del origen dictatorial</w:t>
@@ -5076,20 +5076,20 @@
                 <w:b w:val="false"/>
                 <w:u w:val="none"/>
                 <w:strike w:val="false"/>
-                <w:sz w:val="12"/>
-                <w:szCs w:val="12"/>
-                <w:color w:val="000000"/>
-              </w:rPr>
-            </w:pPr>
-            <w:r>
-              <w:rPr>
-                <w:rFonts w:ascii="Times New Roman" w:hAnsi="Times New Roman" w:eastAsia="Times New Roman" w:cs="Times New Roman"/>
-                <w:i w:val="false"/>
-                <w:b w:val="false"/>
-                <w:u w:val="none"/>
-                <w:strike w:val="false"/>
-                <w:sz w:val="12"/>
-                <w:szCs w:val="12"/>
+                <w:sz w:val="24"/>
+                <w:szCs w:val="24"/>
+                <w:color w:val="000000"/>
+              </w:rPr>
+            </w:pPr>
+            <w:r>
+              <w:rPr>
+                <w:rFonts w:ascii="Times New Roman" w:hAnsi="Times New Roman" w:eastAsia="Times New Roman" w:cs="Times New Roman"/>
+                <w:i w:val="false"/>
+                <w:b w:val="false"/>
+                <w:u w:val="none"/>
+                <w:strike w:val="false"/>
+                <w:sz w:val="24"/>
+                <w:szCs w:val="24"/>
                 <w:color w:val="000000"/>
               </w:rPr>
               <w:t xml:space="preserve">24</w:t>
@@ -5131,20 +5131,20 @@
                 <w:b w:val="false"/>
                 <w:u w:val="none"/>
                 <w:strike w:val="false"/>
-                <w:sz w:val="12"/>
-                <w:szCs w:val="12"/>
-                <w:color w:val="000000"/>
-              </w:rPr>
-            </w:pPr>
-            <w:r>
-              <w:rPr>
-                <w:rFonts w:ascii="Times New Roman" w:hAnsi="Times New Roman" w:eastAsia="Times New Roman" w:cs="Times New Roman"/>
-                <w:i w:val="false"/>
-                <w:b w:val="false"/>
-                <w:u w:val="none"/>
-                <w:strike w:val="false"/>
-                <w:sz w:val="12"/>
-                <w:szCs w:val="12"/>
+                <w:sz w:val="24"/>
+                <w:szCs w:val="24"/>
+                <w:color w:val="000000"/>
+              </w:rPr>
+            </w:pPr>
+            <w:r>
+              <w:rPr>
+                <w:rFonts w:ascii="Times New Roman" w:hAnsi="Times New Roman" w:eastAsia="Times New Roman" w:cs="Times New Roman"/>
+                <w:i w:val="false"/>
+                <w:b w:val="false"/>
+                <w:u w:val="none"/>
+                <w:strike w:val="false"/>
+                <w:sz w:val="24"/>
+                <w:szCs w:val="24"/>
                 <w:color w:val="000000"/>
               </w:rPr>
               <w:t xml:space="preserve">0,903</w:t>
@@ -5186,20 +5186,20 @@
                 <w:b w:val="false"/>
                 <w:u w:val="none"/>
                 <w:strike w:val="false"/>
-                <w:sz w:val="12"/>
-                <w:szCs w:val="12"/>
-                <w:color w:val="000000"/>
-              </w:rPr>
-            </w:pPr>
-            <w:r>
-              <w:rPr>
-                <w:rFonts w:ascii="Times New Roman" w:hAnsi="Times New Roman" w:eastAsia="Times New Roman" w:cs="Times New Roman"/>
-                <w:i w:val="false"/>
-                <w:b w:val="false"/>
-                <w:u w:val="none"/>
-                <w:strike w:val="false"/>
-                <w:sz w:val="12"/>
-                <w:szCs w:val="12"/>
+                <w:sz w:val="24"/>
+                <w:szCs w:val="24"/>
+                <w:color w:val="000000"/>
+              </w:rPr>
+            </w:pPr>
+            <w:r>
+              <w:rPr>
+                <w:rFonts w:ascii="Times New Roman" w:hAnsi="Times New Roman" w:eastAsia="Times New Roman" w:cs="Times New Roman"/>
+                <w:i w:val="false"/>
+                <w:b w:val="false"/>
+                <w:u w:val="none"/>
+                <w:strike w:val="false"/>
+                <w:sz w:val="24"/>
+                <w:szCs w:val="24"/>
                 <w:color w:val="000000"/>
               </w:rPr>
               <w:t xml:space="preserve">0,78–0,98</w:t>
@@ -5241,20 +5241,20 @@
                 <w:b w:val="false"/>
                 <w:u w:val="none"/>
                 <w:strike w:val="false"/>
-                <w:sz w:val="12"/>
-                <w:szCs w:val="12"/>
-                <w:color w:val="000000"/>
-              </w:rPr>
-            </w:pPr>
-            <w:r>
-              <w:rPr>
-                <w:rFonts w:ascii="Times New Roman" w:hAnsi="Times New Roman" w:eastAsia="Times New Roman" w:cs="Times New Roman"/>
-                <w:i w:val="false"/>
-                <w:b w:val="false"/>
-                <w:u w:val="none"/>
-                <w:strike w:val="false"/>
-                <w:sz w:val="12"/>
-                <w:szCs w:val="12"/>
+                <w:sz w:val="24"/>
+                <w:szCs w:val="24"/>
+                <w:color w:val="000000"/>
+              </w:rPr>
+            </w:pPr>
+            <w:r>
+              <w:rPr>
+                <w:rFonts w:ascii="Times New Roman" w:hAnsi="Times New Roman" w:eastAsia="Times New Roman" w:cs="Times New Roman"/>
+                <w:i w:val="false"/>
+                <w:b w:val="false"/>
+                <w:u w:val="none"/>
+                <w:strike w:val="false"/>
+                <w:sz w:val="24"/>
+                <w:szCs w:val="24"/>
                 <w:color w:val="000000"/>
               </w:rPr>
               <w:t xml:space="preserve">0,909</w:t>
@@ -5296,20 +5296,20 @@
                 <w:b w:val="false"/>
                 <w:u w:val="none"/>
                 <w:strike w:val="false"/>
-                <w:sz w:val="12"/>
-                <w:szCs w:val="12"/>
-                <w:color w:val="000000"/>
-              </w:rPr>
-            </w:pPr>
-            <w:r>
-              <w:rPr>
-                <w:rFonts w:ascii="Times New Roman" w:hAnsi="Times New Roman" w:eastAsia="Times New Roman" w:cs="Times New Roman"/>
-                <w:i w:val="false"/>
-                <w:b w:val="false"/>
-                <w:u w:val="none"/>
-                <w:strike w:val="false"/>
-                <w:sz w:val="12"/>
-                <w:szCs w:val="12"/>
+                <w:sz w:val="24"/>
+                <w:szCs w:val="24"/>
+                <w:color w:val="000000"/>
+              </w:rPr>
+            </w:pPr>
+            <w:r>
+              <w:rPr>
+                <w:rFonts w:ascii="Times New Roman" w:hAnsi="Times New Roman" w:eastAsia="Times New Roman" w:cs="Times New Roman"/>
+                <w:i w:val="false"/>
+                <w:b w:val="false"/>
+                <w:u w:val="none"/>
+                <w:strike w:val="false"/>
+                <w:sz w:val="24"/>
+                <w:szCs w:val="24"/>
                 <w:color w:val="000000"/>
               </w:rPr>
               <w:t xml:space="preserve">1,000</w:t>
@@ -5351,20 +5351,20 @@
                 <w:b w:val="false"/>
                 <w:u w:val="none"/>
                 <w:strike w:val="false"/>
-                <w:sz w:val="12"/>
-                <w:szCs w:val="12"/>
-                <w:color w:val="000000"/>
-              </w:rPr>
-            </w:pPr>
-            <w:r>
-              <w:rPr>
-                <w:rFonts w:ascii="Times New Roman" w:hAnsi="Times New Roman" w:eastAsia="Times New Roman" w:cs="Times New Roman"/>
-                <w:i w:val="false"/>
-                <w:b w:val="false"/>
-                <w:u w:val="none"/>
-                <w:strike w:val="false"/>
-                <w:sz w:val="12"/>
-                <w:szCs w:val="12"/>
+                <w:sz w:val="24"/>
+                <w:szCs w:val="24"/>
+                <w:color w:val="000000"/>
+              </w:rPr>
+            </w:pPr>
+            <w:r>
+              <w:rPr>
+                <w:rFonts w:ascii="Times New Roman" w:hAnsi="Times New Roman" w:eastAsia="Times New Roman" w:cs="Times New Roman"/>
+                <w:i w:val="false"/>
+                <w:b w:val="false"/>
+                <w:u w:val="none"/>
+                <w:strike w:val="false"/>
+                <w:sz w:val="24"/>
+                <w:szCs w:val="24"/>
                 <w:color w:val="000000"/>
               </w:rPr>
               <w:t xml:space="preserve">0,833</w:t>
@@ -5406,20 +5406,20 @@
                 <w:b w:val="false"/>
                 <w:u w:val="none"/>
                 <w:strike w:val="false"/>
-                <w:sz w:val="12"/>
-                <w:szCs w:val="12"/>
-                <w:color w:val="000000"/>
-              </w:rPr>
-            </w:pPr>
-            <w:r>
-              <w:rPr>
-                <w:rFonts w:ascii="Times New Roman" w:hAnsi="Times New Roman" w:eastAsia="Times New Roman" w:cs="Times New Roman"/>
-                <w:i w:val="false"/>
-                <w:b w:val="false"/>
-                <w:u w:val="none"/>
-                <w:strike w:val="false"/>
-                <w:sz w:val="12"/>
-                <w:szCs w:val="12"/>
+                <w:sz w:val="24"/>
+                <w:szCs w:val="24"/>
+                <w:color w:val="000000"/>
+              </w:rPr>
+            </w:pPr>
+            <w:r>
+              <w:rPr>
+                <w:rFonts w:ascii="Times New Roman" w:hAnsi="Times New Roman" w:eastAsia="Times New Roman" w:cs="Times New Roman"/>
+                <w:i w:val="false"/>
+                <w:b w:val="false"/>
+                <w:u w:val="none"/>
+                <w:strike w:val="false"/>
+                <w:sz w:val="24"/>
+                <w:szCs w:val="24"/>
                 <w:color w:val="000000"/>
               </w:rPr>
               <w:t xml:space="preserve">Sí</w:t>
@@ -5430,7 +5430,7 @@
       <w:tr>
         <w:trPr>
           <w:cantSplit/>
-          <w:trHeight w:val="264" w:hRule="auto"/>
+          <w:trHeight w:val="552" w:hRule="auto"/>
         </w:trPr>
         <w:tc>
           <w:tcPr>
@@ -5467,20 +5467,20 @@
                 <w:b w:val="false"/>
                 <w:u w:val="none"/>
                 <w:strike w:val="false"/>
-                <w:sz w:val="12"/>
-                <w:szCs w:val="12"/>
-                <w:color w:val="000000"/>
-              </w:rPr>
-            </w:pPr>
-            <w:r>
-              <w:rPr>
-                <w:rFonts w:ascii="Times New Roman" w:hAnsi="Times New Roman" w:eastAsia="Times New Roman" w:cs="Times New Roman"/>
-                <w:i w:val="false"/>
-                <w:b w:val="false"/>
-                <w:u w:val="none"/>
-                <w:strike w:val="false"/>
-                <w:sz w:val="12"/>
-                <w:szCs w:val="12"/>
+                <w:sz w:val="24"/>
+                <w:szCs w:val="24"/>
+                <w:color w:val="000000"/>
+              </w:rPr>
+            </w:pPr>
+            <w:r>
+              <w:rPr>
+                <w:rFonts w:ascii="Times New Roman" w:hAnsi="Times New Roman" w:eastAsia="Times New Roman" w:cs="Times New Roman"/>
+                <w:i w:val="false"/>
+                <w:b w:val="false"/>
+                <w:u w:val="none"/>
+                <w:strike w:val="false"/>
+                <w:sz w:val="24"/>
+                <w:szCs w:val="24"/>
                 <w:color w:val="000000"/>
               </w:rPr>
               <w:t xml:space="preserve">Libertad de elección previsional</w:t>
@@ -5522,20 +5522,20 @@
                 <w:b w:val="false"/>
                 <w:u w:val="none"/>
                 <w:strike w:val="false"/>
-                <w:sz w:val="12"/>
-                <w:szCs w:val="12"/>
-                <w:color w:val="000000"/>
-              </w:rPr>
-            </w:pPr>
-            <w:r>
-              <w:rPr>
-                <w:rFonts w:ascii="Times New Roman" w:hAnsi="Times New Roman" w:eastAsia="Times New Roman" w:cs="Times New Roman"/>
-                <w:i w:val="false"/>
-                <w:b w:val="false"/>
-                <w:u w:val="none"/>
-                <w:strike w:val="false"/>
-                <w:sz w:val="12"/>
-                <w:szCs w:val="12"/>
+                <w:sz w:val="24"/>
+                <w:szCs w:val="24"/>
+                <w:color w:val="000000"/>
+              </w:rPr>
+            </w:pPr>
+            <w:r>
+              <w:rPr>
+                <w:rFonts w:ascii="Times New Roman" w:hAnsi="Times New Roman" w:eastAsia="Times New Roman" w:cs="Times New Roman"/>
+                <w:i w:val="false"/>
+                <w:b w:val="false"/>
+                <w:u w:val="none"/>
+                <w:strike w:val="false"/>
+                <w:sz w:val="24"/>
+                <w:szCs w:val="24"/>
                 <w:color w:val="000000"/>
               </w:rPr>
               <w:t xml:space="preserve">19</w:t>
@@ -5577,20 +5577,20 @@
                 <w:b w:val="false"/>
                 <w:u w:val="none"/>
                 <w:strike w:val="false"/>
-                <w:sz w:val="12"/>
-                <w:szCs w:val="12"/>
-                <w:color w:val="000000"/>
-              </w:rPr>
-            </w:pPr>
-            <w:r>
-              <w:rPr>
-                <w:rFonts w:ascii="Times New Roman" w:hAnsi="Times New Roman" w:eastAsia="Times New Roman" w:cs="Times New Roman"/>
-                <w:i w:val="false"/>
-                <w:b w:val="false"/>
-                <w:u w:val="none"/>
-                <w:strike w:val="false"/>
-                <w:sz w:val="12"/>
-                <w:szCs w:val="12"/>
+                <w:sz w:val="24"/>
+                <w:szCs w:val="24"/>
+                <w:color w:val="000000"/>
+              </w:rPr>
+            </w:pPr>
+            <w:r>
+              <w:rPr>
+                <w:rFonts w:ascii="Times New Roman" w:hAnsi="Times New Roman" w:eastAsia="Times New Roman" w:cs="Times New Roman"/>
+                <w:i w:val="false"/>
+                <w:b w:val="false"/>
+                <w:u w:val="none"/>
+                <w:strike w:val="false"/>
+                <w:sz w:val="24"/>
+                <w:szCs w:val="24"/>
                 <w:color w:val="000000"/>
               </w:rPr>
               <w:t xml:space="preserve">0,778</w:t>
@@ -5632,20 +5632,20 @@
                 <w:b w:val="false"/>
                 <w:u w:val="none"/>
                 <w:strike w:val="false"/>
-                <w:sz w:val="12"/>
-                <w:szCs w:val="12"/>
-                <w:color w:val="000000"/>
-              </w:rPr>
-            </w:pPr>
-            <w:r>
-              <w:rPr>
-                <w:rFonts w:ascii="Times New Roman" w:hAnsi="Times New Roman" w:eastAsia="Times New Roman" w:cs="Times New Roman"/>
-                <w:i w:val="false"/>
-                <w:b w:val="false"/>
-                <w:u w:val="none"/>
-                <w:strike w:val="false"/>
-                <w:sz w:val="12"/>
-                <w:szCs w:val="12"/>
+                <w:sz w:val="24"/>
+                <w:szCs w:val="24"/>
+                <w:color w:val="000000"/>
+              </w:rPr>
+            </w:pPr>
+            <w:r>
+              <w:rPr>
+                <w:rFonts w:ascii="Times New Roman" w:hAnsi="Times New Roman" w:eastAsia="Times New Roman" w:cs="Times New Roman"/>
+                <w:i w:val="false"/>
+                <w:b w:val="false"/>
+                <w:u w:val="none"/>
+                <w:strike w:val="false"/>
+                <w:sz w:val="24"/>
+                <w:szCs w:val="24"/>
                 <w:color w:val="000000"/>
               </w:rPr>
               <w:t xml:space="preserve">0,61–0,91</w:t>
@@ -5687,20 +5687,20 @@
                 <w:b w:val="false"/>
                 <w:u w:val="none"/>
                 <w:strike w:val="false"/>
-                <w:sz w:val="12"/>
-                <w:szCs w:val="12"/>
-                <w:color w:val="000000"/>
-              </w:rPr>
-            </w:pPr>
-            <w:r>
-              <w:rPr>
-                <w:rFonts w:ascii="Times New Roman" w:hAnsi="Times New Roman" w:eastAsia="Times New Roman" w:cs="Times New Roman"/>
-                <w:i w:val="false"/>
-                <w:b w:val="false"/>
-                <w:u w:val="none"/>
-                <w:strike w:val="false"/>
-                <w:sz w:val="12"/>
-                <w:szCs w:val="12"/>
+                <w:sz w:val="24"/>
+                <w:szCs w:val="24"/>
+                <w:color w:val="000000"/>
+              </w:rPr>
+            </w:pPr>
+            <w:r>
+              <w:rPr>
+                <w:rFonts w:ascii="Times New Roman" w:hAnsi="Times New Roman" w:eastAsia="Times New Roman" w:cs="Times New Roman"/>
+                <w:i w:val="false"/>
+                <w:b w:val="false"/>
+                <w:u w:val="none"/>
+                <w:strike w:val="false"/>
+                <w:sz w:val="24"/>
+                <w:szCs w:val="24"/>
                 <w:color w:val="000000"/>
               </w:rPr>
               <w:t xml:space="preserve">0,791</w:t>
@@ -5742,20 +5742,20 @@
                 <w:b w:val="false"/>
                 <w:u w:val="none"/>
                 <w:strike w:val="false"/>
-                <w:sz w:val="12"/>
-                <w:szCs w:val="12"/>
-                <w:color w:val="000000"/>
-              </w:rPr>
-            </w:pPr>
-            <w:r>
-              <w:rPr>
-                <w:rFonts w:ascii="Times New Roman" w:hAnsi="Times New Roman" w:eastAsia="Times New Roman" w:cs="Times New Roman"/>
-                <w:i w:val="false"/>
-                <w:b w:val="false"/>
-                <w:u w:val="none"/>
-                <w:strike w:val="false"/>
-                <w:sz w:val="12"/>
-                <w:szCs w:val="12"/>
+                <w:sz w:val="24"/>
+                <w:szCs w:val="24"/>
+                <w:color w:val="000000"/>
+              </w:rPr>
+            </w:pPr>
+            <w:r>
+              <w:rPr>
+                <w:rFonts w:ascii="Times New Roman" w:hAnsi="Times New Roman" w:eastAsia="Times New Roman" w:cs="Times New Roman"/>
+                <w:i w:val="false"/>
+                <w:b w:val="false"/>
+                <w:u w:val="none"/>
+                <w:strike w:val="false"/>
+                <w:sz w:val="24"/>
+                <w:szCs w:val="24"/>
                 <w:color w:val="000000"/>
               </w:rPr>
               <w:t xml:space="preserve">0,708</w:t>
@@ -5797,20 +5797,20 @@
                 <w:b w:val="false"/>
                 <w:u w:val="none"/>
                 <w:strike w:val="false"/>
-                <w:sz w:val="12"/>
-                <w:szCs w:val="12"/>
-                <w:color w:val="000000"/>
-              </w:rPr>
-            </w:pPr>
-            <w:r>
-              <w:rPr>
-                <w:rFonts w:ascii="Times New Roman" w:hAnsi="Times New Roman" w:eastAsia="Times New Roman" w:cs="Times New Roman"/>
-                <w:i w:val="false"/>
-                <w:b w:val="false"/>
-                <w:u w:val="none"/>
-                <w:strike w:val="false"/>
-                <w:sz w:val="12"/>
-                <w:szCs w:val="12"/>
+                <w:sz w:val="24"/>
+                <w:szCs w:val="24"/>
+                <w:color w:val="000000"/>
+              </w:rPr>
+            </w:pPr>
+            <w:r>
+              <w:rPr>
+                <w:rFonts w:ascii="Times New Roman" w:hAnsi="Times New Roman" w:eastAsia="Times New Roman" w:cs="Times New Roman"/>
+                <w:i w:val="false"/>
+                <w:b w:val="false"/>
+                <w:u w:val="none"/>
+                <w:strike w:val="false"/>
+                <w:sz w:val="24"/>
+                <w:szCs w:val="24"/>
                 <w:color w:val="000000"/>
               </w:rPr>
               <w:t xml:space="preserve">0,895</w:t>
@@ -5852,20 +5852,20 @@
                 <w:b w:val="false"/>
                 <w:u w:val="none"/>
                 <w:strike w:val="false"/>
-                <w:sz w:val="12"/>
-                <w:szCs w:val="12"/>
-                <w:color w:val="000000"/>
-              </w:rPr>
-            </w:pPr>
-            <w:r>
-              <w:rPr>
-                <w:rFonts w:ascii="Times New Roman" w:hAnsi="Times New Roman" w:eastAsia="Times New Roman" w:cs="Times New Roman"/>
-                <w:i w:val="false"/>
-                <w:b w:val="false"/>
-                <w:u w:val="none"/>
-                <w:strike w:val="false"/>
-                <w:sz w:val="12"/>
-                <w:szCs w:val="12"/>
+                <w:sz w:val="24"/>
+                <w:szCs w:val="24"/>
+                <w:color w:val="000000"/>
+              </w:rPr>
+            </w:pPr>
+            <w:r>
+              <w:rPr>
+                <w:rFonts w:ascii="Times New Roman" w:hAnsi="Times New Roman" w:eastAsia="Times New Roman" w:cs="Times New Roman"/>
+                <w:i w:val="false"/>
+                <w:b w:val="false"/>
+                <w:u w:val="none"/>
+                <w:strike w:val="false"/>
+                <w:sz w:val="24"/>
+                <w:szCs w:val="24"/>
                 <w:color w:val="000000"/>
               </w:rPr>
               <w:t xml:space="preserve">Sí</w:t>
@@ -5876,7 +5876,7 @@
       <w:tr>
         <w:trPr>
           <w:cantSplit/>
-          <w:trHeight w:val="264" w:hRule="auto"/>
+          <w:trHeight w:val="552" w:hRule="auto"/>
         </w:trPr>
         <w:tc>
           <w:tcPr>
@@ -5913,20 +5913,20 @@
                 <w:b w:val="false"/>
                 <w:u w:val="none"/>
                 <w:strike w:val="false"/>
-                <w:sz w:val="12"/>
-                <w:szCs w:val="12"/>
-                <w:color w:val="000000"/>
-              </w:rPr>
-            </w:pPr>
-            <w:r>
-              <w:rPr>
-                <w:rFonts w:ascii="Times New Roman" w:hAnsi="Times New Roman" w:eastAsia="Times New Roman" w:cs="Times New Roman"/>
-                <w:i w:val="false"/>
-                <w:b w:val="false"/>
-                <w:u w:val="none"/>
-                <w:strike w:val="false"/>
-                <w:sz w:val="12"/>
-                <w:szCs w:val="12"/>
+                <w:sz w:val="24"/>
+                <w:szCs w:val="24"/>
+                <w:color w:val="000000"/>
+              </w:rPr>
+            </w:pPr>
+            <w:r>
+              <w:rPr>
+                <w:rFonts w:ascii="Times New Roman" w:hAnsi="Times New Roman" w:eastAsia="Times New Roman" w:cs="Times New Roman"/>
+                <w:i w:val="false"/>
+                <w:b w:val="false"/>
+                <w:u w:val="none"/>
+                <w:strike w:val="false"/>
+                <w:sz w:val="24"/>
+                <w:szCs w:val="24"/>
                 <w:color w:val="000000"/>
               </w:rPr>
               <w:t xml:space="preserve">Identidad y pertenencia grupal</w:t>
@@ -5968,20 +5968,20 @@
                 <w:b w:val="false"/>
                 <w:u w:val="none"/>
                 <w:strike w:val="false"/>
-                <w:sz w:val="12"/>
-                <w:szCs w:val="12"/>
-                <w:color w:val="000000"/>
-              </w:rPr>
-            </w:pPr>
-            <w:r>
-              <w:rPr>
-                <w:rFonts w:ascii="Times New Roman" w:hAnsi="Times New Roman" w:eastAsia="Times New Roman" w:cs="Times New Roman"/>
-                <w:i w:val="false"/>
-                <w:b w:val="false"/>
-                <w:u w:val="none"/>
-                <w:strike w:val="false"/>
-                <w:sz w:val="12"/>
-                <w:szCs w:val="12"/>
+                <w:sz w:val="24"/>
+                <w:szCs w:val="24"/>
+                <w:color w:val="000000"/>
+              </w:rPr>
+            </w:pPr>
+            <w:r>
+              <w:rPr>
+                <w:rFonts w:ascii="Times New Roman" w:hAnsi="Times New Roman" w:eastAsia="Times New Roman" w:cs="Times New Roman"/>
+                <w:i w:val="false"/>
+                <w:b w:val="false"/>
+                <w:u w:val="none"/>
+                <w:strike w:val="false"/>
+                <w:sz w:val="24"/>
+                <w:szCs w:val="24"/>
                 <w:color w:val="000000"/>
               </w:rPr>
               <w:t xml:space="preserve">18</w:t>
@@ -6023,20 +6023,20 @@
                 <w:b w:val="false"/>
                 <w:u w:val="none"/>
                 <w:strike w:val="false"/>
-                <w:sz w:val="12"/>
-                <w:szCs w:val="12"/>
-                <w:color w:val="000000"/>
-              </w:rPr>
-            </w:pPr>
-            <w:r>
-              <w:rPr>
-                <w:rFonts w:ascii="Times New Roman" w:hAnsi="Times New Roman" w:eastAsia="Times New Roman" w:cs="Times New Roman"/>
-                <w:i w:val="false"/>
-                <w:b w:val="false"/>
-                <w:u w:val="none"/>
-                <w:strike w:val="false"/>
-                <w:sz w:val="12"/>
-                <w:szCs w:val="12"/>
+                <w:sz w:val="24"/>
+                <w:szCs w:val="24"/>
+                <w:color w:val="000000"/>
+              </w:rPr>
+            </w:pPr>
+            <w:r>
+              <w:rPr>
+                <w:rFonts w:ascii="Times New Roman" w:hAnsi="Times New Roman" w:eastAsia="Times New Roman" w:cs="Times New Roman"/>
+                <w:i w:val="false"/>
+                <w:b w:val="false"/>
+                <w:u w:val="none"/>
+                <w:strike w:val="false"/>
+                <w:sz w:val="24"/>
+                <w:szCs w:val="24"/>
                 <w:color w:val="000000"/>
               </w:rPr>
               <w:t xml:space="preserve">0,490</w:t>
@@ -6078,20 +6078,20 @@
                 <w:b w:val="false"/>
                 <w:u w:val="none"/>
                 <w:strike w:val="false"/>
-                <w:sz w:val="12"/>
-                <w:szCs w:val="12"/>
-                <w:color w:val="000000"/>
-              </w:rPr>
-            </w:pPr>
-            <w:r>
-              <w:rPr>
-                <w:rFonts w:ascii="Times New Roman" w:hAnsi="Times New Roman" w:eastAsia="Times New Roman" w:cs="Times New Roman"/>
-                <w:i w:val="false"/>
-                <w:b w:val="false"/>
-                <w:u w:val="none"/>
-                <w:strike w:val="false"/>
-                <w:sz w:val="12"/>
-                <w:szCs w:val="12"/>
+                <w:sz w:val="24"/>
+                <w:szCs w:val="24"/>
+                <w:color w:val="000000"/>
+              </w:rPr>
+            </w:pPr>
+            <w:r>
+              <w:rPr>
+                <w:rFonts w:ascii="Times New Roman" w:hAnsi="Times New Roman" w:eastAsia="Times New Roman" w:cs="Times New Roman"/>
+                <w:i w:val="false"/>
+                <w:b w:val="false"/>
+                <w:u w:val="none"/>
+                <w:strike w:val="false"/>
+                <w:sz w:val="24"/>
+                <w:szCs w:val="24"/>
                 <w:color w:val="000000"/>
               </w:rPr>
               <w:t xml:space="preserve">0,25–0,68</w:t>
@@ -6133,20 +6133,20 @@
                 <w:b w:val="false"/>
                 <w:u w:val="none"/>
                 <w:strike w:val="false"/>
-                <w:sz w:val="12"/>
-                <w:szCs w:val="12"/>
-                <w:color w:val="000000"/>
-              </w:rPr>
-            </w:pPr>
-            <w:r>
-              <w:rPr>
-                <w:rFonts w:ascii="Times New Roman" w:hAnsi="Times New Roman" w:eastAsia="Times New Roman" w:cs="Times New Roman"/>
-                <w:i w:val="false"/>
-                <w:b w:val="false"/>
-                <w:u w:val="none"/>
-                <w:strike w:val="false"/>
-                <w:sz w:val="12"/>
-                <w:szCs w:val="12"/>
+                <w:sz w:val="24"/>
+                <w:szCs w:val="24"/>
+                <w:color w:val="000000"/>
+              </w:rPr>
+            </w:pPr>
+            <w:r>
+              <w:rPr>
+                <w:rFonts w:ascii="Times New Roman" w:hAnsi="Times New Roman" w:eastAsia="Times New Roman" w:cs="Times New Roman"/>
+                <w:i w:val="false"/>
+                <w:b w:val="false"/>
+                <w:u w:val="none"/>
+                <w:strike w:val="false"/>
+                <w:sz w:val="24"/>
+                <w:szCs w:val="24"/>
                 <w:color w:val="000000"/>
               </w:rPr>
               <w:t xml:space="preserve">0,514</w:t>
@@ -6188,20 +6188,20 @@
                 <w:b w:val="false"/>
                 <w:u w:val="none"/>
                 <w:strike w:val="false"/>
-                <w:sz w:val="12"/>
-                <w:szCs w:val="12"/>
-                <w:color w:val="000000"/>
-              </w:rPr>
-            </w:pPr>
-            <w:r>
-              <w:rPr>
-                <w:rFonts w:ascii="Times New Roman" w:hAnsi="Times New Roman" w:eastAsia="Times New Roman" w:cs="Times New Roman"/>
-                <w:i w:val="false"/>
-                <w:b w:val="false"/>
-                <w:u w:val="none"/>
-                <w:strike w:val="false"/>
-                <w:sz w:val="12"/>
-                <w:szCs w:val="12"/>
+                <w:sz w:val="24"/>
+                <w:szCs w:val="24"/>
+                <w:color w:val="000000"/>
+              </w:rPr>
+            </w:pPr>
+            <w:r>
+              <w:rPr>
+                <w:rFonts w:ascii="Times New Roman" w:hAnsi="Times New Roman" w:eastAsia="Times New Roman" w:cs="Times New Roman"/>
+                <w:i w:val="false"/>
+                <w:b w:val="false"/>
+                <w:u w:val="none"/>
+                <w:strike w:val="false"/>
+                <w:sz w:val="24"/>
+                <w:szCs w:val="24"/>
                 <w:color w:val="000000"/>
               </w:rPr>
               <w:t xml:space="preserve">0,529</w:t>
@@ -6243,20 +6243,20 @@
                 <w:b w:val="false"/>
                 <w:u w:val="none"/>
                 <w:strike w:val="false"/>
-                <w:sz w:val="12"/>
-                <w:szCs w:val="12"/>
-                <w:color w:val="000000"/>
-              </w:rPr>
-            </w:pPr>
-            <w:r>
-              <w:rPr>
-                <w:rFonts w:ascii="Times New Roman" w:hAnsi="Times New Roman" w:eastAsia="Times New Roman" w:cs="Times New Roman"/>
-                <w:i w:val="false"/>
-                <w:b w:val="false"/>
-                <w:u w:val="none"/>
-                <w:strike w:val="false"/>
-                <w:sz w:val="12"/>
-                <w:szCs w:val="12"/>
+                <w:sz w:val="24"/>
+                <w:szCs w:val="24"/>
+                <w:color w:val="000000"/>
+              </w:rPr>
+            </w:pPr>
+            <w:r>
+              <w:rPr>
+                <w:rFonts w:ascii="Times New Roman" w:hAnsi="Times New Roman" w:eastAsia="Times New Roman" w:cs="Times New Roman"/>
+                <w:i w:val="false"/>
+                <w:b w:val="false"/>
+                <w:u w:val="none"/>
+                <w:strike w:val="false"/>
+                <w:sz w:val="24"/>
+                <w:szCs w:val="24"/>
                 <w:color w:val="000000"/>
               </w:rPr>
               <w:t xml:space="preserve">0,500</w:t>
@@ -6298,20 +6298,20 @@
                 <w:b w:val="false"/>
                 <w:u w:val="none"/>
                 <w:strike w:val="false"/>
-                <w:sz w:val="12"/>
-                <w:szCs w:val="12"/>
-                <w:color w:val="000000"/>
-              </w:rPr>
-            </w:pPr>
-            <w:r>
-              <w:rPr>
-                <w:rFonts w:ascii="Times New Roman" w:hAnsi="Times New Roman" w:eastAsia="Times New Roman" w:cs="Times New Roman"/>
-                <w:i w:val="false"/>
-                <w:b w:val="false"/>
-                <w:u w:val="none"/>
-                <w:strike w:val="false"/>
-                <w:sz w:val="12"/>
-                <w:szCs w:val="12"/>
+                <w:sz w:val="24"/>
+                <w:szCs w:val="24"/>
+                <w:color w:val="000000"/>
+              </w:rPr>
+            </w:pPr>
+            <w:r>
+              <w:rPr>
+                <w:rFonts w:ascii="Times New Roman" w:hAnsi="Times New Roman" w:eastAsia="Times New Roman" w:cs="Times New Roman"/>
+                <w:i w:val="false"/>
+                <w:b w:val="false"/>
+                <w:u w:val="none"/>
+                <w:strike w:val="false"/>
+                <w:sz w:val="24"/>
+                <w:szCs w:val="24"/>
                 <w:color w:val="000000"/>
               </w:rPr>
               <w:t xml:space="preserve">Sí</w:t>
@@ -6322,7 +6322,7 @@
       <w:tr>
         <w:trPr>
           <w:cantSplit/>
-          <w:trHeight w:val="264" w:hRule="auto"/>
+          <w:trHeight w:val="552" w:hRule="auto"/>
         </w:trPr>
         <w:tc>
           <w:tcPr>
@@ -6359,20 +6359,20 @@
                 <w:b w:val="false"/>
                 <w:u w:val="none"/>
                 <w:strike w:val="false"/>
-                <w:sz w:val="12"/>
-                <w:szCs w:val="12"/>
-                <w:color w:val="000000"/>
-              </w:rPr>
-            </w:pPr>
-            <w:r>
-              <w:rPr>
-                <w:rFonts w:ascii="Times New Roman" w:hAnsi="Times New Roman" w:eastAsia="Times New Roman" w:cs="Times New Roman"/>
-                <w:i w:val="false"/>
-                <w:b w:val="false"/>
-                <w:u w:val="none"/>
-                <w:strike w:val="false"/>
-                <w:sz w:val="12"/>
-                <w:szCs w:val="12"/>
+                <w:sz w:val="24"/>
+                <w:szCs w:val="24"/>
+                <w:color w:val="000000"/>
+              </w:rPr>
+            </w:pPr>
+            <w:r>
+              <w:rPr>
+                <w:rFonts w:ascii="Times New Roman" w:hAnsi="Times New Roman" w:eastAsia="Times New Roman" w:cs="Times New Roman"/>
+                <w:i w:val="false"/>
+                <w:b w:val="false"/>
+                <w:u w:val="none"/>
+                <w:strike w:val="false"/>
+                <w:sz w:val="24"/>
+                <w:szCs w:val="24"/>
                 <w:color w:val="000000"/>
               </w:rPr>
               <w:t xml:space="preserve">Control y responsabilidad individual</w:t>
@@ -6414,20 +6414,20 @@
                 <w:b w:val="false"/>
                 <w:u w:val="none"/>
                 <w:strike w:val="false"/>
-                <w:sz w:val="12"/>
-                <w:szCs w:val="12"/>
-                <w:color w:val="000000"/>
-              </w:rPr>
-            </w:pPr>
-            <w:r>
-              <w:rPr>
-                <w:rFonts w:ascii="Times New Roman" w:hAnsi="Times New Roman" w:eastAsia="Times New Roman" w:cs="Times New Roman"/>
-                <w:i w:val="false"/>
-                <w:b w:val="false"/>
-                <w:u w:val="none"/>
-                <w:strike w:val="false"/>
-                <w:sz w:val="12"/>
-                <w:szCs w:val="12"/>
+                <w:sz w:val="24"/>
+                <w:szCs w:val="24"/>
+                <w:color w:val="000000"/>
+              </w:rPr>
+            </w:pPr>
+            <w:r>
+              <w:rPr>
+                <w:rFonts w:ascii="Times New Roman" w:hAnsi="Times New Roman" w:eastAsia="Times New Roman" w:cs="Times New Roman"/>
+                <w:i w:val="false"/>
+                <w:b w:val="false"/>
+                <w:u w:val="none"/>
+                <w:strike w:val="false"/>
+                <w:sz w:val="24"/>
+                <w:szCs w:val="24"/>
                 <w:color w:val="000000"/>
               </w:rPr>
               <w:t xml:space="preserve">14</w:t>
@@ -6469,20 +6469,20 @@
                 <w:b w:val="false"/>
                 <w:u w:val="none"/>
                 <w:strike w:val="false"/>
-                <w:sz w:val="12"/>
-                <w:szCs w:val="12"/>
-                <w:color w:val="000000"/>
-              </w:rPr>
-            </w:pPr>
-            <w:r>
-              <w:rPr>
-                <w:rFonts w:ascii="Times New Roman" w:hAnsi="Times New Roman" w:eastAsia="Times New Roman" w:cs="Times New Roman"/>
-                <w:i w:val="false"/>
-                <w:b w:val="false"/>
-                <w:u w:val="none"/>
-                <w:strike w:val="false"/>
-                <w:sz w:val="12"/>
-                <w:szCs w:val="12"/>
+                <w:sz w:val="24"/>
+                <w:szCs w:val="24"/>
+                <w:color w:val="000000"/>
+              </w:rPr>
+            </w:pPr>
+            <w:r>
+              <w:rPr>
+                <w:rFonts w:ascii="Times New Roman" w:hAnsi="Times New Roman" w:eastAsia="Times New Roman" w:cs="Times New Roman"/>
+                <w:i w:val="false"/>
+                <w:b w:val="false"/>
+                <w:u w:val="none"/>
+                <w:strike w:val="false"/>
+                <w:sz w:val="24"/>
+                <w:szCs w:val="24"/>
                 <w:color w:val="000000"/>
               </w:rPr>
               <w:t xml:space="preserve">0,483</w:t>
@@ -6524,20 +6524,20 @@
                 <w:b w:val="false"/>
                 <w:u w:val="none"/>
                 <w:strike w:val="false"/>
-                <w:sz w:val="12"/>
-                <w:szCs w:val="12"/>
-                <w:color w:val="000000"/>
-              </w:rPr>
-            </w:pPr>
-            <w:r>
-              <w:rPr>
-                <w:rFonts w:ascii="Times New Roman" w:hAnsi="Times New Roman" w:eastAsia="Times New Roman" w:cs="Times New Roman"/>
-                <w:i w:val="false"/>
-                <w:b w:val="false"/>
-                <w:u w:val="none"/>
-                <w:strike w:val="false"/>
-                <w:sz w:val="12"/>
-                <w:szCs w:val="12"/>
+                <w:sz w:val="24"/>
+                <w:szCs w:val="24"/>
+                <w:color w:val="000000"/>
+              </w:rPr>
+            </w:pPr>
+            <w:r>
+              <w:rPr>
+                <w:rFonts w:ascii="Times New Roman" w:hAnsi="Times New Roman" w:eastAsia="Times New Roman" w:cs="Times New Roman"/>
+                <w:i w:val="false"/>
+                <w:b w:val="false"/>
+                <w:u w:val="none"/>
+                <w:strike w:val="false"/>
+                <w:sz w:val="24"/>
+                <w:szCs w:val="24"/>
                 <w:color w:val="000000"/>
               </w:rPr>
               <w:t xml:space="preserve">0,20–0,72</w:t>
@@ -6579,20 +6579,20 @@
                 <w:b w:val="false"/>
                 <w:u w:val="none"/>
                 <w:strike w:val="false"/>
-                <w:sz w:val="12"/>
-                <w:szCs w:val="12"/>
-                <w:color w:val="000000"/>
-              </w:rPr>
-            </w:pPr>
-            <w:r>
-              <w:rPr>
-                <w:rFonts w:ascii="Times New Roman" w:hAnsi="Times New Roman" w:eastAsia="Times New Roman" w:cs="Times New Roman"/>
-                <w:i w:val="false"/>
-                <w:b w:val="false"/>
-                <w:u w:val="none"/>
-                <w:strike w:val="false"/>
-                <w:sz w:val="12"/>
-                <w:szCs w:val="12"/>
+                <w:sz w:val="24"/>
+                <w:szCs w:val="24"/>
+                <w:color w:val="000000"/>
+              </w:rPr>
+            </w:pPr>
+            <w:r>
+              <w:rPr>
+                <w:rFonts w:ascii="Times New Roman" w:hAnsi="Times New Roman" w:eastAsia="Times New Roman" w:cs="Times New Roman"/>
+                <w:i w:val="false"/>
+                <w:b w:val="false"/>
+                <w:u w:val="none"/>
+                <w:strike w:val="false"/>
+                <w:sz w:val="24"/>
+                <w:szCs w:val="24"/>
                 <w:color w:val="000000"/>
               </w:rPr>
               <w:t xml:space="preserve">0,500</w:t>
@@ -6634,20 +6634,20 @@
                 <w:b w:val="false"/>
                 <w:u w:val="none"/>
                 <w:strike w:val="false"/>
-                <w:sz w:val="12"/>
-                <w:szCs w:val="12"/>
-                <w:color w:val="000000"/>
-              </w:rPr>
-            </w:pPr>
-            <w:r>
-              <w:rPr>
-                <w:rFonts w:ascii="Times New Roman" w:hAnsi="Times New Roman" w:eastAsia="Times New Roman" w:cs="Times New Roman"/>
-                <w:i w:val="false"/>
-                <w:b w:val="false"/>
-                <w:u w:val="none"/>
-                <w:strike w:val="false"/>
-                <w:sz w:val="12"/>
-                <w:szCs w:val="12"/>
+                <w:sz w:val="24"/>
+                <w:szCs w:val="24"/>
+                <w:color w:val="000000"/>
+              </w:rPr>
+            </w:pPr>
+            <w:r>
+              <w:rPr>
+                <w:rFonts w:ascii="Times New Roman" w:hAnsi="Times New Roman" w:eastAsia="Times New Roman" w:cs="Times New Roman"/>
+                <w:i w:val="false"/>
+                <w:b w:val="false"/>
+                <w:u w:val="none"/>
+                <w:strike w:val="false"/>
+                <w:sz w:val="24"/>
+                <w:szCs w:val="24"/>
                 <w:color w:val="000000"/>
               </w:rPr>
               <w:t xml:space="preserve">0,600</w:t>
@@ -6689,20 +6689,20 @@
                 <w:b w:val="false"/>
                 <w:u w:val="none"/>
                 <w:strike w:val="false"/>
-                <w:sz w:val="12"/>
-                <w:szCs w:val="12"/>
-                <w:color w:val="000000"/>
-              </w:rPr>
-            </w:pPr>
-            <w:r>
-              <w:rPr>
-                <w:rFonts w:ascii="Times New Roman" w:hAnsi="Times New Roman" w:eastAsia="Times New Roman" w:cs="Times New Roman"/>
-                <w:i w:val="false"/>
-                <w:b w:val="false"/>
-                <w:u w:val="none"/>
-                <w:strike w:val="false"/>
-                <w:sz w:val="12"/>
-                <w:szCs w:val="12"/>
+                <w:sz w:val="24"/>
+                <w:szCs w:val="24"/>
+                <w:color w:val="000000"/>
+              </w:rPr>
+            </w:pPr>
+            <w:r>
+              <w:rPr>
+                <w:rFonts w:ascii="Times New Roman" w:hAnsi="Times New Roman" w:eastAsia="Times New Roman" w:cs="Times New Roman"/>
+                <w:i w:val="false"/>
+                <w:b w:val="false"/>
+                <w:u w:val="none"/>
+                <w:strike w:val="false"/>
+                <w:sz w:val="24"/>
+                <w:szCs w:val="24"/>
                 <w:color w:val="000000"/>
               </w:rPr>
               <w:t xml:space="preserve">0,429</w:t>
@@ -6744,20 +6744,20 @@
                 <w:b w:val="false"/>
                 <w:u w:val="none"/>
                 <w:strike w:val="false"/>
-                <w:sz w:val="12"/>
-                <w:szCs w:val="12"/>
-                <w:color w:val="000000"/>
-              </w:rPr>
-            </w:pPr>
-            <w:r>
-              <w:rPr>
-                <w:rFonts w:ascii="Times New Roman" w:hAnsi="Times New Roman" w:eastAsia="Times New Roman" w:cs="Times New Roman"/>
-                <w:i w:val="false"/>
-                <w:b w:val="false"/>
-                <w:u w:val="none"/>
-                <w:strike w:val="false"/>
-                <w:sz w:val="12"/>
-                <w:szCs w:val="12"/>
+                <w:sz w:val="24"/>
+                <w:szCs w:val="24"/>
+                <w:color w:val="000000"/>
+              </w:rPr>
+            </w:pPr>
+            <w:r>
+              <w:rPr>
+                <w:rFonts w:ascii="Times New Roman" w:hAnsi="Times New Roman" w:eastAsia="Times New Roman" w:cs="Times New Roman"/>
+                <w:i w:val="false"/>
+                <w:b w:val="false"/>
+                <w:u w:val="none"/>
+                <w:strike w:val="false"/>
+                <w:sz w:val="24"/>
+                <w:szCs w:val="24"/>
                 <w:color w:val="000000"/>
               </w:rPr>
               <w:t xml:space="preserve">Sí</w:t>
@@ -6768,7 +6768,7 @@
       <w:tr>
         <w:trPr>
           <w:cantSplit/>
-          <w:trHeight w:val="284" w:hRule="auto"/>
+          <w:trHeight w:val="572" w:hRule="auto"/>
         </w:trPr>
         <w:tc>
           <w:tcPr>
@@ -6805,20 +6805,20 @@
                 <w:b w:val="false"/>
                 <w:u w:val="none"/>
                 <w:strike w:val="false"/>
-                <w:sz w:val="12"/>
-                <w:szCs w:val="12"/>
-                <w:color w:val="000000"/>
-              </w:rPr>
-            </w:pPr>
-            <w:r>
-              <w:rPr>
-                <w:rFonts w:ascii="Times New Roman" w:hAnsi="Times New Roman" w:eastAsia="Times New Roman" w:cs="Times New Roman"/>
-                <w:i w:val="false"/>
-                <w:b w:val="false"/>
-                <w:u w:val="none"/>
-                <w:strike w:val="false"/>
-                <w:sz w:val="12"/>
-                <w:szCs w:val="12"/>
+                <w:sz w:val="24"/>
+                <w:szCs w:val="24"/>
+                <w:color w:val="000000"/>
+              </w:rPr>
+            </w:pPr>
+            <w:r>
+              <w:rPr>
+                <w:rFonts w:ascii="Times New Roman" w:hAnsi="Times New Roman" w:eastAsia="Times New Roman" w:cs="Times New Roman"/>
+                <w:i w:val="false"/>
+                <w:b w:val="false"/>
+                <w:u w:val="none"/>
+                <w:strike w:val="false"/>
+                <w:sz w:val="24"/>
+                <w:szCs w:val="24"/>
                 <w:color w:val="000000"/>
               </w:rPr>
               <w:t xml:space="preserve">Solidaridad intergeneracional</w:t>
@@ -6860,20 +6860,20 @@
                 <w:b w:val="false"/>
                 <w:u w:val="none"/>
                 <w:strike w:val="false"/>
-                <w:sz w:val="12"/>
-                <w:szCs w:val="12"/>
-                <w:color w:val="000000"/>
-              </w:rPr>
-            </w:pPr>
-            <w:r>
-              <w:rPr>
-                <w:rFonts w:ascii="Times New Roman" w:hAnsi="Times New Roman" w:eastAsia="Times New Roman" w:cs="Times New Roman"/>
-                <w:i w:val="false"/>
-                <w:b w:val="false"/>
-                <w:u w:val="none"/>
-                <w:strike w:val="false"/>
-                <w:sz w:val="12"/>
-                <w:szCs w:val="12"/>
+                <w:sz w:val="24"/>
+                <w:szCs w:val="24"/>
+                <w:color w:val="000000"/>
+              </w:rPr>
+            </w:pPr>
+            <w:r>
+              <w:rPr>
+                <w:rFonts w:ascii="Times New Roman" w:hAnsi="Times New Roman" w:eastAsia="Times New Roman" w:cs="Times New Roman"/>
+                <w:i w:val="false"/>
+                <w:b w:val="false"/>
+                <w:u w:val="none"/>
+                <w:strike w:val="false"/>
+                <w:sz w:val="24"/>
+                <w:szCs w:val="24"/>
                 <w:color w:val="000000"/>
               </w:rPr>
               <w:t xml:space="preserve">12</w:t>
@@ -6915,20 +6915,20 @@
                 <w:b w:val="false"/>
                 <w:u w:val="none"/>
                 <w:strike w:val="false"/>
-                <w:sz w:val="12"/>
-                <w:szCs w:val="12"/>
-                <w:color w:val="000000"/>
-              </w:rPr>
-            </w:pPr>
-            <w:r>
-              <w:rPr>
-                <w:rFonts w:ascii="Times New Roman" w:hAnsi="Times New Roman" w:eastAsia="Times New Roman" w:cs="Times New Roman"/>
-                <w:i w:val="false"/>
-                <w:b w:val="false"/>
-                <w:u w:val="none"/>
-                <w:strike w:val="false"/>
-                <w:sz w:val="12"/>
-                <w:szCs w:val="12"/>
+                <w:sz w:val="24"/>
+                <w:szCs w:val="24"/>
+                <w:color w:val="000000"/>
+              </w:rPr>
+            </w:pPr>
+            <w:r>
+              <w:rPr>
+                <w:rFonts w:ascii="Times New Roman" w:hAnsi="Times New Roman" w:eastAsia="Times New Roman" w:cs="Times New Roman"/>
+                <w:i w:val="false"/>
+                <w:b w:val="false"/>
+                <w:u w:val="none"/>
+                <w:strike w:val="false"/>
+                <w:sz w:val="24"/>
+                <w:szCs w:val="24"/>
                 <w:color w:val="000000"/>
               </w:rPr>
               <w:t xml:space="preserve">0,605</w:t>
@@ -6970,20 +6970,20 @@
                 <w:b w:val="false"/>
                 <w:u w:val="none"/>
                 <w:strike w:val="false"/>
-                <w:sz w:val="12"/>
-                <w:szCs w:val="12"/>
-                <w:color w:val="000000"/>
-              </w:rPr>
-            </w:pPr>
-            <w:r>
-              <w:rPr>
-                <w:rFonts w:ascii="Times New Roman" w:hAnsi="Times New Roman" w:eastAsia="Times New Roman" w:cs="Times New Roman"/>
-                <w:i w:val="false"/>
-                <w:b w:val="false"/>
-                <w:u w:val="none"/>
-                <w:strike w:val="false"/>
-                <w:sz w:val="12"/>
-                <w:szCs w:val="12"/>
+                <w:sz w:val="24"/>
+                <w:szCs w:val="24"/>
+                <w:color w:val="000000"/>
+              </w:rPr>
+            </w:pPr>
+            <w:r>
+              <w:rPr>
+                <w:rFonts w:ascii="Times New Roman" w:hAnsi="Times New Roman" w:eastAsia="Times New Roman" w:cs="Times New Roman"/>
+                <w:i w:val="false"/>
+                <w:b w:val="false"/>
+                <w:u w:val="none"/>
+                <w:strike w:val="false"/>
+                <w:sz w:val="24"/>
+                <w:szCs w:val="24"/>
                 <w:color w:val="000000"/>
               </w:rPr>
               <w:t xml:space="preserve">0,36–0,79</w:t>
@@ -7025,20 +7025,20 @@
                 <w:b w:val="false"/>
                 <w:u w:val="none"/>
                 <w:strike w:val="false"/>
-                <w:sz w:val="12"/>
-                <w:szCs w:val="12"/>
-                <w:color w:val="000000"/>
-              </w:rPr>
-            </w:pPr>
-            <w:r>
-              <w:rPr>
-                <w:rFonts w:ascii="Times New Roman" w:hAnsi="Times New Roman" w:eastAsia="Times New Roman" w:cs="Times New Roman"/>
-                <w:i w:val="false"/>
-                <w:b w:val="false"/>
-                <w:u w:val="none"/>
-                <w:strike w:val="false"/>
-                <w:sz w:val="12"/>
-                <w:szCs w:val="12"/>
+                <w:sz w:val="24"/>
+                <w:szCs w:val="24"/>
+                <w:color w:val="000000"/>
+              </w:rPr>
+            </w:pPr>
+            <w:r>
+              <w:rPr>
+                <w:rFonts w:ascii="Times New Roman" w:hAnsi="Times New Roman" w:eastAsia="Times New Roman" w:cs="Times New Roman"/>
+                <w:i w:val="false"/>
+                <w:b w:val="false"/>
+                <w:u w:val="none"/>
+                <w:strike w:val="false"/>
+                <w:sz w:val="24"/>
+                <w:szCs w:val="24"/>
                 <w:color w:val="000000"/>
               </w:rPr>
               <w:t xml:space="preserve">0,621</w:t>
@@ -7080,20 +7080,20 @@
                 <w:b w:val="false"/>
                 <w:u w:val="none"/>
                 <w:strike w:val="false"/>
-                <w:sz w:val="12"/>
-                <w:szCs w:val="12"/>
-                <w:color w:val="000000"/>
-              </w:rPr>
-            </w:pPr>
-            <w:r>
-              <w:rPr>
-                <w:rFonts w:ascii="Times New Roman" w:hAnsi="Times New Roman" w:eastAsia="Times New Roman" w:cs="Times New Roman"/>
-                <w:i w:val="false"/>
-                <w:b w:val="false"/>
-                <w:u w:val="none"/>
-                <w:strike w:val="false"/>
-                <w:sz w:val="12"/>
-                <w:szCs w:val="12"/>
+                <w:sz w:val="24"/>
+                <w:szCs w:val="24"/>
+                <w:color w:val="000000"/>
+              </w:rPr>
+            </w:pPr>
+            <w:r>
+              <w:rPr>
+                <w:rFonts w:ascii="Times New Roman" w:hAnsi="Times New Roman" w:eastAsia="Times New Roman" w:cs="Times New Roman"/>
+                <w:i w:val="false"/>
+                <w:b w:val="false"/>
+                <w:u w:val="none"/>
+                <w:strike w:val="false"/>
+                <w:sz w:val="24"/>
+                <w:szCs w:val="24"/>
                 <w:color w:val="000000"/>
               </w:rPr>
               <w:t xml:space="preserve">0,529</w:t>
@@ -7135,20 +7135,20 @@
                 <w:b w:val="false"/>
                 <w:u w:val="none"/>
                 <w:strike w:val="false"/>
-                <w:sz w:val="12"/>
-                <w:szCs w:val="12"/>
-                <w:color w:val="000000"/>
-              </w:rPr>
-            </w:pPr>
-            <w:r>
-              <w:rPr>
-                <w:rFonts w:ascii="Times New Roman" w:hAnsi="Times New Roman" w:eastAsia="Times New Roman" w:cs="Times New Roman"/>
-                <w:i w:val="false"/>
-                <w:b w:val="false"/>
-                <w:u w:val="none"/>
-                <w:strike w:val="false"/>
-                <w:sz w:val="12"/>
-                <w:szCs w:val="12"/>
+                <w:sz w:val="24"/>
+                <w:szCs w:val="24"/>
+                <w:color w:val="000000"/>
+              </w:rPr>
+            </w:pPr>
+            <w:r>
+              <w:rPr>
+                <w:rFonts w:ascii="Times New Roman" w:hAnsi="Times New Roman" w:eastAsia="Times New Roman" w:cs="Times New Roman"/>
+                <w:i w:val="false"/>
+                <w:b w:val="false"/>
+                <w:u w:val="none"/>
+                <w:strike w:val="false"/>
+                <w:sz w:val="24"/>
+                <w:szCs w:val="24"/>
                 <w:color w:val="000000"/>
               </w:rPr>
               <w:t xml:space="preserve">0,750</w:t>
@@ -7190,20 +7190,20 @@
                 <w:b w:val="false"/>
                 <w:u w:val="none"/>
                 <w:strike w:val="false"/>
-                <w:sz w:val="12"/>
-                <w:szCs w:val="12"/>
-                <w:color w:val="000000"/>
-              </w:rPr>
-            </w:pPr>
-            <w:r>
-              <w:rPr>
-                <w:rFonts w:ascii="Times New Roman" w:hAnsi="Times New Roman" w:eastAsia="Times New Roman" w:cs="Times New Roman"/>
-                <w:i w:val="false"/>
-                <w:b w:val="false"/>
-                <w:u w:val="none"/>
-                <w:strike w:val="false"/>
-                <w:sz w:val="12"/>
-                <w:szCs w:val="12"/>
+                <w:sz w:val="24"/>
+                <w:szCs w:val="24"/>
+                <w:color w:val="000000"/>
+              </w:rPr>
+            </w:pPr>
+            <w:r>
+              <w:rPr>
+                <w:rFonts w:ascii="Times New Roman" w:hAnsi="Times New Roman" w:eastAsia="Times New Roman" w:cs="Times New Roman"/>
+                <w:i w:val="false"/>
+                <w:b w:val="false"/>
+                <w:u w:val="none"/>
+                <w:strike w:val="false"/>
+                <w:sz w:val="24"/>
+                <w:szCs w:val="24"/>
                 <w:color w:val="000000"/>
               </w:rPr>
               <w:t xml:space="preserve">Sí</w:t>
@@ -7252,8 +7252,8 @@
                 <w:b w:val="false"/>
                 <w:u w:val="none"/>
                 <w:strike w:val="false"/>
-                <w:sz w:val="12"/>
-                <w:szCs w:val="12"/>
+                <w:sz w:val="24"/>
+                <w:szCs w:val="24"/>
                 <w:color w:val="000000"/>
               </w:rPr>
             </w:pPr>
@@ -7264,8 +7264,8 @@
                 <w:b w:val="false"/>
                 <w:u w:val="none"/>
                 <w:strike w:val="false"/>
-                <w:sz w:val="12"/>
-                <w:szCs w:val="12"/>
+                <w:sz w:val="24"/>
+                <w:szCs w:val="24"/>
                 <w:color w:val="000000"/>
               </w:rPr>
               <w:t xml:space="preserve">Nota. IC 95 %: remuestreo de bloques (2.000). Misma regla de inclusión que con Luna-6.</w:t>
